--- a/Courses/Software-Sciences/IT-Module-3-Web-Design/13-Styling-Web-Pages-with-CSS/13-Styling-Web-Pages-with-CSS-Exercises.docx
+++ b/Courses/Software-Sciences/IT-Module-3-Web-Design/13-Styling-Web-Pages-with-CSS/13-Styling-Web-Pages-with-CSS-Exercises.docx
@@ -1,6 +1,6 @@
 
 <file path=word/document.xml><?xml version="1.0" encoding="utf-8"?>
-<w:document xmlns:wpc="http://schemas.microsoft.com/office/word/2010/wordprocessingCanvas" xmlns:cx="http://schemas.microsoft.com/office/drawing/2014/chartex" xmlns:cx1="http://schemas.microsoft.com/office/drawing/2015/9/8/chartex" xmlns:cx2="http://schemas.microsoft.com/office/drawing/2015/10/21/chartex" xmlns:cx3="http://schemas.microsoft.com/office/drawing/2016/5/9/chartex" xmlns:cx4="http://schemas.microsoft.com/office/drawing/2016/5/10/chartex" xmlns:cx5="http://schemas.microsoft.com/office/drawing/2016/5/11/chartex" xmlns:cx6="http://schemas.microsoft.com/office/drawing/2016/5/12/chartex" xmlns:cx7="http://schemas.microsoft.com/office/drawing/2016/5/13/chartex" xmlns:cx8="http://schemas.microsoft.com/office/drawing/2016/5/14/chartex" xmlns:mc="http://schemas.openxmlformats.org/markup-compatibility/2006" xmlns:aink="http://schemas.microsoft.com/office/drawing/2016/ink" xmlns:am3d="http://schemas.microsoft.com/office/drawing/2017/model3d" xmlns:o="urn:schemas-microsoft-com:office:office" xmlns:oel="http://schemas.microsoft.com/office/2019/extlst" xmlns:r="http://schemas.openxmlformats.org/officeDocument/2006/relationships" xmlns:m="http://schemas.openxmlformats.org/officeDocument/2006/math" xmlns:v="urn:schemas-microsoft-com:vml" xmlns:wp14="http://schemas.microsoft.com/office/word/2010/wordprocessingDrawing" xmlns:wp="http://schemas.openxmlformats.org/drawingml/2006/wordprocessingDrawing" xmlns:w10="urn:schemas-microsoft-com:office:word" xmlns:w="http://schemas.openxmlformats.org/wordprocessingml/2006/main" xmlns:w14="http://schemas.microsoft.com/office/word/2010/wordml" xmlns:w15="http://schemas.microsoft.com/office/word/2012/wordml" xmlns:w16cex="http://schemas.microsoft.com/office/word/2018/wordml/cex" xmlns:w16cid="http://schemas.microsoft.com/office/word/2016/wordml/cid" xmlns:w16="http://schemas.microsoft.com/office/word/2018/wordml" xmlns:w16sdtdh="http://schemas.microsoft.com/office/word/2020/wordml/sdtdatahash" xmlns:w16se="http://schemas.microsoft.com/office/word/2015/wordml/symex" xmlns:wpg="http://schemas.microsoft.com/office/word/2010/wordprocessingGroup" xmlns:wpi="http://schemas.microsoft.com/office/word/2010/wordprocessingInk" xmlns:wne="http://schemas.microsoft.com/office/word/2006/wordml" xmlns:wps="http://schemas.microsoft.com/office/word/2010/wordprocessingShape" mc:Ignorable="w14 w15 w16se w16cid w16 w16cex w16sdtdh wp14">
+<w:document xmlns:wpc="http://schemas.microsoft.com/office/word/2010/wordprocessingCanvas" xmlns:cx="http://schemas.microsoft.com/office/drawing/2014/chartex" xmlns:cx1="http://schemas.microsoft.com/office/drawing/2015/9/8/chartex" xmlns:cx2="http://schemas.microsoft.com/office/drawing/2015/10/21/chartex" xmlns:cx3="http://schemas.microsoft.com/office/drawing/2016/5/9/chartex" xmlns:cx4="http://schemas.microsoft.com/office/drawing/2016/5/10/chartex" xmlns:cx5="http://schemas.microsoft.com/office/drawing/2016/5/11/chartex" xmlns:cx6="http://schemas.microsoft.com/office/drawing/2016/5/12/chartex" xmlns:cx7="http://schemas.microsoft.com/office/drawing/2016/5/13/chartex" xmlns:cx8="http://schemas.microsoft.com/office/drawing/2016/5/14/chartex" xmlns:mc="http://schemas.openxmlformats.org/markup-compatibility/2006" xmlns:aink="http://schemas.microsoft.com/office/drawing/2016/ink" xmlns:am3d="http://schemas.microsoft.com/office/drawing/2017/model3d" xmlns:o="urn:schemas-microsoft-com:office:office" xmlns:oel="http://schemas.microsoft.com/office/2019/extlst" xmlns:r="http://schemas.openxmlformats.org/officeDocument/2006/relationships" xmlns:m="http://schemas.openxmlformats.org/officeDocument/2006/math" xmlns:v="urn:schemas-microsoft-com:vml" xmlns:wp14="http://schemas.microsoft.com/office/word/2010/wordprocessingDrawing" xmlns:wp="http://schemas.openxmlformats.org/drawingml/2006/wordprocessingDrawing" xmlns:w10="urn:schemas-microsoft-com:office:word" xmlns:w="http://schemas.openxmlformats.org/wordprocessingml/2006/main" xmlns:w14="http://schemas.microsoft.com/office/word/2010/wordml" xmlns:w15="http://schemas.microsoft.com/office/word/2012/wordml" xmlns:w16cex="http://schemas.microsoft.com/office/word/2018/wordml/cex" xmlns:w16cid="http://schemas.microsoft.com/office/word/2016/wordml/cid" xmlns:w16="http://schemas.microsoft.com/office/word/2018/wordml" xmlns:w16du="http://schemas.microsoft.com/office/word/2023/wordml/word16du" xmlns:w16sdtdh="http://schemas.microsoft.com/office/word/2020/wordml/sdtdatahash" xmlns:w16se="http://schemas.microsoft.com/office/word/2015/wordml/symex" xmlns:wpg="http://schemas.microsoft.com/office/word/2010/wordprocessingGroup" xmlns:wpi="http://schemas.microsoft.com/office/word/2010/wordprocessingInk" xmlns:wne="http://schemas.microsoft.com/office/word/2006/wordml" xmlns:wps="http://schemas.microsoft.com/office/word/2010/wordprocessingShape" mc:Ignorable="w14 w15 w16se w16cid w16 w16cex w16sdtdh w16du wp14">
   <w:body>
     <w:p>
       <w:pPr>
@@ -95,7 +95,7 @@
           <w:noProof/>
         </w:rPr>
         <w:drawing>
-          <wp:inline distT="0" distB="0" distL="0" distR="0" wp14:anchorId="73F5C6D6" wp14:editId="680AD069">
+          <wp:inline distT="0" distB="0" distL="0" distR="0" wp14:anchorId="73F5C6D6" wp14:editId="783334BE">
             <wp:extent cx="1065886" cy="497260"/>
             <wp:effectExtent l="0" t="0" r="1270" b="0"/>
             <wp:docPr id="470543985" name="Picture 1"/>
@@ -344,7 +344,15 @@
           <w:b/>
           <w:bCs/>
         </w:rPr>
-        <w:t xml:space="preserve">CSS </w:t>
+        <w:t>CSS</w:t>
+      </w:r>
+      <w:r>
+        <w:rPr>
+          <w:b/>
+          <w:bCs/>
+          <w:lang w:val="bg-BG"/>
+        </w:rPr>
+        <w:t xml:space="preserve"> </w:t>
       </w:r>
       <w:r>
         <w:rPr>
@@ -361,6 +369,9 @@
         <w:t xml:space="preserve"> към</w:t>
       </w:r>
       <w:r>
+        <w:rPr>
+          <w:lang w:val="bg-BG"/>
+        </w:rPr>
         <w:t xml:space="preserve"> </w:t>
       </w:r>
       <w:r>
@@ -368,7 +379,15 @@
           <w:b/>
           <w:bCs/>
         </w:rPr>
-        <w:t xml:space="preserve">HTML </w:t>
+        <w:t>HTML</w:t>
+      </w:r>
+      <w:r>
+        <w:rPr>
+          <w:b/>
+          <w:bCs/>
+          <w:lang w:val="bg-BG"/>
+        </w:rPr>
+        <w:t xml:space="preserve"> </w:t>
       </w:r>
       <w:r>
         <w:rPr>
@@ -379,6 +398,9 @@
         <w:t>страница</w:t>
       </w:r>
       <w:r>
+        <w:rPr>
+          <w:lang w:val="bg-BG"/>
+        </w:rPr>
         <w:t>?</w:t>
       </w:r>
     </w:p>
@@ -426,6 +448,9 @@
         <w:t xml:space="preserve"> в</w:t>
       </w:r>
       <w:r>
+        <w:rPr>
+          <w:lang w:val="bg-BG"/>
+        </w:rPr>
         <w:t xml:space="preserve"> </w:t>
       </w:r>
       <w:r>
@@ -763,13 +788,7 @@
         <w:rPr>
           <w:lang w:val="bg-BG"/>
         </w:rPr>
-        <w:t>Стилизиране</w:t>
-      </w:r>
-      <w:r>
-        <w:rPr>
-          <w:lang w:val="bg-BG"/>
-        </w:rPr>
-        <w:t xml:space="preserve"> на </w:t>
+        <w:t xml:space="preserve">Стилизиране на </w:t>
       </w:r>
       <w:r>
         <w:t xml:space="preserve">HTML </w:t>
@@ -787,17 +806,12 @@
           <w:lang w:val="bg-BG"/>
         </w:rPr>
       </w:pPr>
-      <w:r>
-        <w:rPr>
-          <w:lang w:val="bg-BG"/>
-        </w:rPr>
-        <w:t>Стилизирайте</w:t>
-      </w:r>
-      <w:r>
-        <w:rPr>
-          <w:lang w:val="bg-BG"/>
-        </w:rPr>
-        <w:t xml:space="preserve"> </w:t>
+      <w:commentRangeStart w:id="0"/>
+      <w:r>
+        <w:rPr>
+          <w:lang w:val="bg-BG"/>
+        </w:rPr>
+        <w:t xml:space="preserve">Стилизирайте </w:t>
       </w:r>
       <w:r>
         <w:rPr>
@@ -903,6 +917,13 @@
           <w:lang w:val="bg-BG"/>
         </w:rPr>
         <w:t>.</w:t>
+      </w:r>
+      <w:commentRangeEnd w:id="0"/>
+      <w:r>
+        <w:rPr>
+          <w:rStyle w:val="CommentReference"/>
+        </w:rPr>
+        <w:commentReference w:id="0"/>
       </w:r>
     </w:p>
     <w:p>
@@ -928,7 +949,15 @@
           <w:b/>
           <w:bCs/>
         </w:rPr>
-        <w:t xml:space="preserve">CSS </w:t>
+        <w:t>CSS</w:t>
+      </w:r>
+      <w:r>
+        <w:rPr>
+          <w:b/>
+          <w:bCs/>
+          <w:lang w:val="bg-BG"/>
+        </w:rPr>
+        <w:t xml:space="preserve"> </w:t>
       </w:r>
       <w:r>
         <w:rPr>
@@ -959,8 +988,27 @@
           <w:b/>
           <w:bCs/>
         </w:rPr>
-        <w:t>tyle.css</w:t>
-      </w:r>
+        <w:t>tyle</w:t>
+      </w:r>
+      <w:r>
+        <w:rPr>
+          <w:rFonts w:ascii="Consolas" w:hAnsi="Consolas" w:cs="Consolas"/>
+          <w:b/>
+          <w:bCs/>
+          <w:lang w:val="bg-BG"/>
+        </w:rPr>
+        <w:t>.</w:t>
+      </w:r>
+      <w:proofErr w:type="spellStart"/>
+      <w:r>
+        <w:rPr>
+          <w:rFonts w:ascii="Consolas" w:hAnsi="Consolas" w:cs="Consolas"/>
+          <w:b/>
+          <w:bCs/>
+        </w:rPr>
+        <w:t>css</w:t>
+      </w:r>
+      <w:proofErr w:type="spellEnd"/>
       <w:r>
         <w:rPr>
           <w:lang w:val="bg-BG"/>
@@ -972,7 +1020,15 @@
           <w:b/>
           <w:bCs/>
         </w:rPr>
-        <w:t xml:space="preserve">HTML </w:t>
+        <w:t>HTML</w:t>
+      </w:r>
+      <w:r>
+        <w:rPr>
+          <w:b/>
+          <w:bCs/>
+          <w:lang w:val="bg-BG"/>
+        </w:rPr>
+        <w:t xml:space="preserve"> </w:t>
       </w:r>
       <w:r>
         <w:rPr>
@@ -1024,7 +1080,7 @@
                     <pic:cNvPicPr/>
                   </pic:nvPicPr>
                   <pic:blipFill>
-                    <a:blip r:embed="rId9" cstate="print">
+                    <a:blip r:embed="rId13" cstate="print">
                       <a:extLst>
                         <a:ext uri="{28A0092B-C50C-407E-A947-70E740481C1C}">
                           <a14:useLocalDpi xmlns:a14="http://schemas.microsoft.com/office/drawing/2010/main" val="0"/>
@@ -1095,15 +1151,7 @@
           <w:bCs/>
           <w:lang w:val="bg-BG"/>
         </w:rPr>
-        <w:t xml:space="preserve">уеб </w:t>
-      </w:r>
-      <w:r>
-        <w:rPr>
-          <w:b/>
-          <w:bCs/>
-          <w:lang w:val="bg-BG"/>
-        </w:rPr>
-        <w:t>страницата</w:t>
+        <w:t>уеб страницата</w:t>
       </w:r>
       <w:r>
         <w:rPr>
@@ -1139,7 +1187,7 @@
                     <pic:cNvPicPr/>
                   </pic:nvPicPr>
                   <pic:blipFill>
-                    <a:blip r:embed="rId10" cstate="print">
+                    <a:blip r:embed="rId14" cstate="print">
                       <a:extLst>
                         <a:ext uri="{28A0092B-C50C-407E-A947-70E740481C1C}">
                           <a14:useLocalDpi xmlns:a14="http://schemas.microsoft.com/office/drawing/2010/main" val="0"/>
@@ -1291,7 +1339,7 @@
                     <pic:cNvPicPr/>
                   </pic:nvPicPr>
                   <pic:blipFill>
-                    <a:blip r:embed="rId11" cstate="print">
+                    <a:blip r:embed="rId15" cstate="print">
                       <a:extLst>
                         <a:ext uri="{28A0092B-C50C-407E-A947-70E740481C1C}">
                           <a14:useLocalDpi xmlns:a14="http://schemas.microsoft.com/office/drawing/2010/main" val="0"/>
@@ -1384,7 +1432,7 @@
                     <pic:cNvPicPr/>
                   </pic:nvPicPr>
                   <pic:blipFill>
-                    <a:blip r:embed="rId12" cstate="print">
+                    <a:blip r:embed="rId16" cstate="print">
                       <a:extLst>
                         <a:ext uri="{28A0092B-C50C-407E-A947-70E740481C1C}">
                           <a14:useLocalDpi xmlns:a14="http://schemas.microsoft.com/office/drawing/2010/main" val="0"/>
@@ -1483,6 +1531,7 @@
         <w:rPr>
           <w:b/>
           <w:bCs/>
+          <w:lang w:val="bg-BG"/>
         </w:rPr>
         <w:t xml:space="preserve"> </w:t>
       </w:r>
@@ -1562,7 +1611,7 @@
                     <pic:cNvPicPr/>
                   </pic:nvPicPr>
                   <pic:blipFill>
-                    <a:blip r:embed="rId13" cstate="print">
+                    <a:blip r:embed="rId17" cstate="print">
                       <a:extLst>
                         <a:ext uri="{28A0092B-C50C-407E-A947-70E740481C1C}">
                           <a14:useLocalDpi xmlns:a14="http://schemas.microsoft.com/office/drawing/2010/main" val="0"/>
@@ -1651,6 +1700,9 @@
         <w:t>родукти</w:t>
       </w:r>
       <w:r>
+        <w:rPr>
+          <w:lang w:val="bg-BG"/>
+        </w:rPr>
         <w:t>)</w:t>
       </w:r>
       <w:r>
@@ -1715,7 +1767,7 @@
                     <pic:cNvPicPr/>
                   </pic:nvPicPr>
                   <pic:blipFill>
-                    <a:blip r:embed="rId14">
+                    <a:blip r:embed="rId18">
                       <a:extLst>
                         <a:ext uri="{28A0092B-C50C-407E-A947-70E740481C1C}">
                           <a14:useLocalDpi xmlns:a14="http://schemas.microsoft.com/office/drawing/2010/main" val="0"/>
@@ -1808,7 +1860,7 @@
                     <pic:cNvPicPr/>
                   </pic:nvPicPr>
                   <pic:blipFill>
-                    <a:blip r:embed="rId15" cstate="print">
+                    <a:blip r:embed="rId19" cstate="print">
                       <a:extLst>
                         <a:ext uri="{28A0092B-C50C-407E-A947-70E740481C1C}">
                           <a14:useLocalDpi xmlns:a14="http://schemas.microsoft.com/office/drawing/2010/main" val="0"/>
@@ -1929,7 +1981,7 @@
                     <pic:cNvPicPr/>
                   </pic:nvPicPr>
                   <pic:blipFill>
-                    <a:blip r:embed="rId16" cstate="print">
+                    <a:blip r:embed="rId20" cstate="print">
                       <a:extLst>
                         <a:ext uri="{28A0092B-C50C-407E-A947-70E740481C1C}">
                           <a14:useLocalDpi xmlns:a14="http://schemas.microsoft.com/office/drawing/2010/main" val="0"/>
@@ -2056,7 +2108,7 @@
                     <pic:cNvPicPr/>
                   </pic:nvPicPr>
                   <pic:blipFill>
-                    <a:blip r:embed="rId17" cstate="print">
+                    <a:blip r:embed="rId21" cstate="print">
                       <a:extLst>
                         <a:ext uri="{28A0092B-C50C-407E-A947-70E740481C1C}">
                           <a14:useLocalDpi xmlns:a14="http://schemas.microsoft.com/office/drawing/2010/main" val="0"/>
@@ -2095,7 +2147,7 @@
           <w:lang w:val="bg-BG"/>
         </w:rPr>
         <w:drawing>
-          <wp:inline distT="0" distB="0" distL="0" distR="0" wp14:anchorId="154F40FE" wp14:editId="06BA1BF0">
+          <wp:inline distT="0" distB="0" distL="0" distR="0" wp14:anchorId="154F40FE" wp14:editId="46C7C090">
             <wp:extent cx="2619632" cy="2254284"/>
             <wp:effectExtent l="0" t="0" r="0" b="0"/>
             <wp:docPr id="1470980346" name="Picture 10"/>
@@ -2110,7 +2162,7 @@
                     <pic:cNvPicPr/>
                   </pic:nvPicPr>
                   <pic:blipFill>
-                    <a:blip r:embed="rId18" cstate="print">
+                    <a:blip r:embed="rId22" cstate="print">
                       <a:extLst>
                         <a:ext uri="{28A0092B-C50C-407E-A947-70E740481C1C}">
                           <a14:useLocalDpi xmlns:a14="http://schemas.microsoft.com/office/drawing/2010/main" val="0"/>
@@ -2138,8 +2190,8 @@
       </w:r>
     </w:p>
     <w:sectPr>
-      <w:headerReference w:type="default" r:id="rId19"/>
-      <w:footerReference w:type="default" r:id="rId20"/>
+      <w:headerReference w:type="default" r:id="rId23"/>
+      <w:footerReference w:type="default" r:id="rId24"/>
       <w:pgSz w:w="11909" w:h="16834" w:code="9"/>
       <w:pgMar w:top="567" w:right="737" w:bottom="680" w:left="737" w:header="567" w:footer="510" w:gutter="0"/>
       <w:cols w:space="720"/>
@@ -2149,8 +2201,50 @@
 </w:document>
 </file>
 
+<file path=word/comments.xml><?xml version="1.0" encoding="utf-8"?>
+<w:comments xmlns:wpc="http://schemas.microsoft.com/office/word/2010/wordprocessingCanvas" xmlns:cx="http://schemas.microsoft.com/office/drawing/2014/chartex" xmlns:cx1="http://schemas.microsoft.com/office/drawing/2015/9/8/chartex" xmlns:cx2="http://schemas.microsoft.com/office/drawing/2015/10/21/chartex" xmlns:cx3="http://schemas.microsoft.com/office/drawing/2016/5/9/chartex" xmlns:cx4="http://schemas.microsoft.com/office/drawing/2016/5/10/chartex" xmlns:cx5="http://schemas.microsoft.com/office/drawing/2016/5/11/chartex" xmlns:cx6="http://schemas.microsoft.com/office/drawing/2016/5/12/chartex" xmlns:cx7="http://schemas.microsoft.com/office/drawing/2016/5/13/chartex" xmlns:cx8="http://schemas.microsoft.com/office/drawing/2016/5/14/chartex" xmlns:mc="http://schemas.openxmlformats.org/markup-compatibility/2006" xmlns:aink="http://schemas.microsoft.com/office/drawing/2016/ink" xmlns:am3d="http://schemas.microsoft.com/office/drawing/2017/model3d" xmlns:o="urn:schemas-microsoft-com:office:office" xmlns:oel="http://schemas.microsoft.com/office/2019/extlst" xmlns:r="http://schemas.openxmlformats.org/officeDocument/2006/relationships" xmlns:m="http://schemas.openxmlformats.org/officeDocument/2006/math" xmlns:v="urn:schemas-microsoft-com:vml" xmlns:wp14="http://schemas.microsoft.com/office/word/2010/wordprocessingDrawing" xmlns:wp="http://schemas.openxmlformats.org/drawingml/2006/wordprocessingDrawing" xmlns:w10="urn:schemas-microsoft-com:office:word" xmlns:w="http://schemas.openxmlformats.org/wordprocessingml/2006/main" xmlns:w14="http://schemas.microsoft.com/office/word/2010/wordml" xmlns:w15="http://schemas.microsoft.com/office/word/2012/wordml" xmlns:w16cex="http://schemas.microsoft.com/office/word/2018/wordml/cex" xmlns:w16cid="http://schemas.microsoft.com/office/word/2016/wordml/cid" xmlns:w16="http://schemas.microsoft.com/office/word/2018/wordml" xmlns:w16du="http://schemas.microsoft.com/office/word/2023/wordml/word16du" xmlns:w16sdtdh="http://schemas.microsoft.com/office/word/2020/wordml/sdtdatahash" xmlns:w16se="http://schemas.microsoft.com/office/word/2015/wordml/symex" xmlns:wpg="http://schemas.microsoft.com/office/word/2010/wordprocessingGroup" xmlns:wpi="http://schemas.microsoft.com/office/word/2010/wordprocessingInk" xmlns:wne="http://schemas.microsoft.com/office/word/2006/wordml" xmlns:wps="http://schemas.microsoft.com/office/word/2010/wordprocessingShape" mc:Ignorable="w14 w15 w16se w16cid w16 w16cex w16sdtdh w16du wp14">
+  <w:comment w:id="0" w:author="Zaraliev" w:date="2026-07-03T10:48:00Z" w:initials="KZ">
+    <w:p>
+      <w:pPr>
+        <w:pStyle w:val="CommentText"/>
+      </w:pPr>
+      <w:r>
+        <w:rPr>
+          <w:rStyle w:val="CommentReference"/>
+        </w:rPr>
+        <w:annotationRef/>
+      </w:r>
+      <w:r>
+        <w:rPr>
+          <w:lang w:val="bg-BG"/>
+        </w:rPr>
+        <w:t>Прегледай дали ресурсните файлове отговарят на твоето условие</w:t>
+      </w:r>
+    </w:p>
+  </w:comment>
+</w:comments>
+</file>
+
+<file path=word/commentsExtended.xml><?xml version="1.0" encoding="utf-8"?>
+<w15:commentsEx xmlns:wpc="http://schemas.microsoft.com/office/word/2010/wordprocessingCanvas" xmlns:cx="http://schemas.microsoft.com/office/drawing/2014/chartex" xmlns:cx1="http://schemas.microsoft.com/office/drawing/2015/9/8/chartex" xmlns:cx2="http://schemas.microsoft.com/office/drawing/2015/10/21/chartex" xmlns:cx3="http://schemas.microsoft.com/office/drawing/2016/5/9/chartex" xmlns:cx4="http://schemas.microsoft.com/office/drawing/2016/5/10/chartex" xmlns:cx5="http://schemas.microsoft.com/office/drawing/2016/5/11/chartex" xmlns:cx6="http://schemas.microsoft.com/office/drawing/2016/5/12/chartex" xmlns:cx7="http://schemas.microsoft.com/office/drawing/2016/5/13/chartex" xmlns:cx8="http://schemas.microsoft.com/office/drawing/2016/5/14/chartex" xmlns:mc="http://schemas.openxmlformats.org/markup-compatibility/2006" xmlns:aink="http://schemas.microsoft.com/office/drawing/2016/ink" xmlns:am3d="http://schemas.microsoft.com/office/drawing/2017/model3d" xmlns:o="urn:schemas-microsoft-com:office:office" xmlns:oel="http://schemas.microsoft.com/office/2019/extlst" xmlns:r="http://schemas.openxmlformats.org/officeDocument/2006/relationships" xmlns:m="http://schemas.openxmlformats.org/officeDocument/2006/math" xmlns:v="urn:schemas-microsoft-com:vml" xmlns:wp14="http://schemas.microsoft.com/office/word/2010/wordprocessingDrawing" xmlns:wp="http://schemas.openxmlformats.org/drawingml/2006/wordprocessingDrawing" xmlns:w10="urn:schemas-microsoft-com:office:word" xmlns:w="http://schemas.openxmlformats.org/wordprocessingml/2006/main" xmlns:w14="http://schemas.microsoft.com/office/word/2010/wordml" xmlns:w15="http://schemas.microsoft.com/office/word/2012/wordml" xmlns:w16cex="http://schemas.microsoft.com/office/word/2018/wordml/cex" xmlns:w16cid="http://schemas.microsoft.com/office/word/2016/wordml/cid" xmlns:w16="http://schemas.microsoft.com/office/word/2018/wordml" xmlns:w16du="http://schemas.microsoft.com/office/word/2023/wordml/word16du" xmlns:w16sdtdh="http://schemas.microsoft.com/office/word/2020/wordml/sdtdatahash" xmlns:w16se="http://schemas.microsoft.com/office/word/2015/wordml/symex" xmlns:wpg="http://schemas.microsoft.com/office/word/2010/wordprocessingGroup" xmlns:wpi="http://schemas.microsoft.com/office/word/2010/wordprocessingInk" xmlns:wne="http://schemas.microsoft.com/office/word/2006/wordml" xmlns:wps="http://schemas.microsoft.com/office/word/2010/wordprocessingShape" mc:Ignorable="w14 w15 w16se w16cid w16 w16cex w16sdtdh w16du wp14">
+  <w15:commentEx w15:paraId="3458655B" w15:done="0"/>
+</w15:commentsEx>
+</file>
+
+<file path=word/commentsExtensible.xml><?xml version="1.0" encoding="utf-8"?>
+<w16cex:commentsExtensible xmlns:wpc="http://schemas.microsoft.com/office/word/2010/wordprocessingCanvas" xmlns:cx="http://schemas.microsoft.com/office/drawing/2014/chartex" xmlns:cx1="http://schemas.microsoft.com/office/drawing/2015/9/8/chartex" xmlns:cx2="http://schemas.microsoft.com/office/drawing/2015/10/21/chartex" xmlns:cx3="http://schemas.microsoft.com/office/drawing/2016/5/9/chartex" xmlns:cx4="http://schemas.microsoft.com/office/drawing/2016/5/10/chartex" xmlns:cx5="http://schemas.microsoft.com/office/drawing/2016/5/11/chartex" xmlns:cx6="http://schemas.microsoft.com/office/drawing/2016/5/12/chartex" xmlns:cx7="http://schemas.microsoft.com/office/drawing/2016/5/13/chartex" xmlns:cx8="http://schemas.microsoft.com/office/drawing/2016/5/14/chartex" xmlns:cr="http://schemas.microsoft.com/office/comments/2020/reactions" xmlns:mc="http://schemas.openxmlformats.org/markup-compatibility/2006" xmlns:aink="http://schemas.microsoft.com/office/drawing/2016/ink" xmlns:am3d="http://schemas.microsoft.com/office/drawing/2017/model3d" xmlns:o="urn:schemas-microsoft-com:office:office" xmlns:oel="http://schemas.microsoft.com/office/2019/extlst" xmlns:r="http://schemas.openxmlformats.org/officeDocument/2006/relationships" xmlns:m="http://schemas.openxmlformats.org/officeDocument/2006/math" xmlns:v="urn:schemas-microsoft-com:vml" xmlns:wp14="http://schemas.microsoft.com/office/word/2010/wordprocessingDrawing" xmlns:wp="http://schemas.openxmlformats.org/drawingml/2006/wordprocessingDrawing" xmlns:w10="urn:schemas-microsoft-com:office:word" xmlns:w="http://schemas.openxmlformats.org/wordprocessingml/2006/main" xmlns:w14="http://schemas.microsoft.com/office/word/2010/wordml" xmlns:w15="http://schemas.microsoft.com/office/word/2012/wordml" xmlns:w16cex="http://schemas.microsoft.com/office/word/2018/wordml/cex" xmlns:w16cid="http://schemas.microsoft.com/office/word/2016/wordml/cid" xmlns:w16="http://schemas.microsoft.com/office/word/2018/wordml" xmlns:w16du="http://schemas.microsoft.com/office/word/2023/wordml/word16du" xmlns:w16sdtdh="http://schemas.microsoft.com/office/word/2020/wordml/sdtdatahash" xmlns:w16se="http://schemas.microsoft.com/office/word/2015/wordml/symex" xmlns:wpg="http://schemas.microsoft.com/office/word/2010/wordprocessingGroup" xmlns:wpi="http://schemas.microsoft.com/office/word/2010/wordprocessingInk" xmlns:wne="http://schemas.microsoft.com/office/word/2006/wordml" xmlns:wps="http://schemas.microsoft.com/office/word/2010/wordprocessingShape" mc:Ignorable="w14 w15 w16se w16cid w16 w16cex w16sdtdh cr w16du wp14">
+  <w16cex:commentExtensible w16cex:durableId="05787B10" w16cex:dateUtc="2026-07-03T07:48:00Z"/>
+</w16cex:commentsExtensible>
+</file>
+
+<file path=word/commentsIds.xml><?xml version="1.0" encoding="utf-8"?>
+<w16cid:commentsIds xmlns:wpc="http://schemas.microsoft.com/office/word/2010/wordprocessingCanvas" xmlns:cx="http://schemas.microsoft.com/office/drawing/2014/chartex" xmlns:cx1="http://schemas.microsoft.com/office/drawing/2015/9/8/chartex" xmlns:cx2="http://schemas.microsoft.com/office/drawing/2015/10/21/chartex" xmlns:cx3="http://schemas.microsoft.com/office/drawing/2016/5/9/chartex" xmlns:cx4="http://schemas.microsoft.com/office/drawing/2016/5/10/chartex" xmlns:cx5="http://schemas.microsoft.com/office/drawing/2016/5/11/chartex" xmlns:cx6="http://schemas.microsoft.com/office/drawing/2016/5/12/chartex" xmlns:cx7="http://schemas.microsoft.com/office/drawing/2016/5/13/chartex" xmlns:cx8="http://schemas.microsoft.com/office/drawing/2016/5/14/chartex" xmlns:mc="http://schemas.openxmlformats.org/markup-compatibility/2006" xmlns:aink="http://schemas.microsoft.com/office/drawing/2016/ink" xmlns:am3d="http://schemas.microsoft.com/office/drawing/2017/model3d" xmlns:o="urn:schemas-microsoft-com:office:office" xmlns:oel="http://schemas.microsoft.com/office/2019/extlst" xmlns:r="http://schemas.openxmlformats.org/officeDocument/2006/relationships" xmlns:m="http://schemas.openxmlformats.org/officeDocument/2006/math" xmlns:v="urn:schemas-microsoft-com:vml" xmlns:wp14="http://schemas.microsoft.com/office/word/2010/wordprocessingDrawing" xmlns:wp="http://schemas.openxmlformats.org/drawingml/2006/wordprocessingDrawing" xmlns:w10="urn:schemas-microsoft-com:office:word" xmlns:w="http://schemas.openxmlformats.org/wordprocessingml/2006/main" xmlns:w14="http://schemas.microsoft.com/office/word/2010/wordml" xmlns:w15="http://schemas.microsoft.com/office/word/2012/wordml" xmlns:w16cex="http://schemas.microsoft.com/office/word/2018/wordml/cex" xmlns:w16cid="http://schemas.microsoft.com/office/word/2016/wordml/cid" xmlns:w16="http://schemas.microsoft.com/office/word/2018/wordml" xmlns:w16du="http://schemas.microsoft.com/office/word/2023/wordml/word16du" xmlns:w16sdtdh="http://schemas.microsoft.com/office/word/2020/wordml/sdtdatahash" xmlns:w16se="http://schemas.microsoft.com/office/word/2015/wordml/symex" xmlns:wpg="http://schemas.microsoft.com/office/word/2010/wordprocessingGroup" xmlns:wpi="http://schemas.microsoft.com/office/word/2010/wordprocessingInk" xmlns:wne="http://schemas.microsoft.com/office/word/2006/wordml" xmlns:wps="http://schemas.microsoft.com/office/word/2010/wordprocessingShape" mc:Ignorable="w14 w15 w16se w16cid w16 w16cex w16sdtdh w16du wp14">
+  <w16cid:commentId w16cid:paraId="3458655B" w16cid:durableId="05787B10"/>
+</w16cid:commentsIds>
+</file>
+
 <file path=word/endnotes.xml><?xml version="1.0" encoding="utf-8"?>
-<w:endnotes xmlns:wpc="http://schemas.microsoft.com/office/word/2010/wordprocessingCanvas" xmlns:cx="http://schemas.microsoft.com/office/drawing/2014/chartex" xmlns:cx1="http://schemas.microsoft.com/office/drawing/2015/9/8/chartex" xmlns:cx2="http://schemas.microsoft.com/office/drawing/2015/10/21/chartex" xmlns:cx3="http://schemas.microsoft.com/office/drawing/2016/5/9/chartex" xmlns:cx4="http://schemas.microsoft.com/office/drawing/2016/5/10/chartex" xmlns:cx5="http://schemas.microsoft.com/office/drawing/2016/5/11/chartex" xmlns:cx6="http://schemas.microsoft.com/office/drawing/2016/5/12/chartex" xmlns:cx7="http://schemas.microsoft.com/office/drawing/2016/5/13/chartex" xmlns:cx8="http://schemas.microsoft.com/office/drawing/2016/5/14/chartex" xmlns:mc="http://schemas.openxmlformats.org/markup-compatibility/2006" xmlns:aink="http://schemas.microsoft.com/office/drawing/2016/ink" xmlns:am3d="http://schemas.microsoft.com/office/drawing/2017/model3d" xmlns:o="urn:schemas-microsoft-com:office:office" xmlns:oel="http://schemas.microsoft.com/office/2019/extlst" xmlns:r="http://schemas.openxmlformats.org/officeDocument/2006/relationships" xmlns:m="http://schemas.openxmlformats.org/officeDocument/2006/math" xmlns:v="urn:schemas-microsoft-com:vml" xmlns:wp14="http://schemas.microsoft.com/office/word/2010/wordprocessingDrawing" xmlns:wp="http://schemas.openxmlformats.org/drawingml/2006/wordprocessingDrawing" xmlns:w10="urn:schemas-microsoft-com:office:word" xmlns:w="http://schemas.openxmlformats.org/wordprocessingml/2006/main" xmlns:w14="http://schemas.microsoft.com/office/word/2010/wordml" xmlns:w15="http://schemas.microsoft.com/office/word/2012/wordml" xmlns:w16cex="http://schemas.microsoft.com/office/word/2018/wordml/cex" xmlns:w16cid="http://schemas.microsoft.com/office/word/2016/wordml/cid" xmlns:w16="http://schemas.microsoft.com/office/word/2018/wordml" xmlns:w16sdtdh="http://schemas.microsoft.com/office/word/2020/wordml/sdtdatahash" xmlns:w16se="http://schemas.microsoft.com/office/word/2015/wordml/symex" xmlns:wpg="http://schemas.microsoft.com/office/word/2010/wordprocessingGroup" xmlns:wpi="http://schemas.microsoft.com/office/word/2010/wordprocessingInk" xmlns:wne="http://schemas.microsoft.com/office/word/2006/wordml" xmlns:wps="http://schemas.microsoft.com/office/word/2010/wordprocessingShape" mc:Ignorable="w14 w15 w16se w16cid w16 w16cex w16sdtdh wp14">
+<w:endnotes xmlns:wpc="http://schemas.microsoft.com/office/word/2010/wordprocessingCanvas" xmlns:cx="http://schemas.microsoft.com/office/drawing/2014/chartex" xmlns:cx1="http://schemas.microsoft.com/office/drawing/2015/9/8/chartex" xmlns:cx2="http://schemas.microsoft.com/office/drawing/2015/10/21/chartex" xmlns:cx3="http://schemas.microsoft.com/office/drawing/2016/5/9/chartex" xmlns:cx4="http://schemas.microsoft.com/office/drawing/2016/5/10/chartex" xmlns:cx5="http://schemas.microsoft.com/office/drawing/2016/5/11/chartex" xmlns:cx6="http://schemas.microsoft.com/office/drawing/2016/5/12/chartex" xmlns:cx7="http://schemas.microsoft.com/office/drawing/2016/5/13/chartex" xmlns:cx8="http://schemas.microsoft.com/office/drawing/2016/5/14/chartex" xmlns:mc="http://schemas.openxmlformats.org/markup-compatibility/2006" xmlns:aink="http://schemas.microsoft.com/office/drawing/2016/ink" xmlns:am3d="http://schemas.microsoft.com/office/drawing/2017/model3d" xmlns:o="urn:schemas-microsoft-com:office:office" xmlns:oel="http://schemas.microsoft.com/office/2019/extlst" xmlns:r="http://schemas.openxmlformats.org/officeDocument/2006/relationships" xmlns:m="http://schemas.openxmlformats.org/officeDocument/2006/math" xmlns:v="urn:schemas-microsoft-com:vml" xmlns:wp14="http://schemas.microsoft.com/office/word/2010/wordprocessingDrawing" xmlns:wp="http://schemas.openxmlformats.org/drawingml/2006/wordprocessingDrawing" xmlns:w10="urn:schemas-microsoft-com:office:word" xmlns:w="http://schemas.openxmlformats.org/wordprocessingml/2006/main" xmlns:w14="http://schemas.microsoft.com/office/word/2010/wordml" xmlns:w15="http://schemas.microsoft.com/office/word/2012/wordml" xmlns:w16cex="http://schemas.microsoft.com/office/word/2018/wordml/cex" xmlns:w16cid="http://schemas.microsoft.com/office/word/2016/wordml/cid" xmlns:w16="http://schemas.microsoft.com/office/word/2018/wordml" xmlns:w16du="http://schemas.microsoft.com/office/word/2023/wordml/word16du" xmlns:w16sdtdh="http://schemas.microsoft.com/office/word/2020/wordml/sdtdatahash" xmlns:w16se="http://schemas.microsoft.com/office/word/2015/wordml/symex" xmlns:wpg="http://schemas.microsoft.com/office/word/2010/wordprocessingGroup" xmlns:wpi="http://schemas.microsoft.com/office/word/2010/wordprocessingInk" xmlns:wne="http://schemas.microsoft.com/office/word/2006/wordml" xmlns:wps="http://schemas.microsoft.com/office/word/2010/wordprocessingShape" mc:Ignorable="w14 w15 w16se w16cid w16 w16cex w16sdtdh w16du wp14">
   <w:endnote w:type="separator" w:id="-1">
     <w:p>
       <w:pPr>
@@ -2175,7 +2269,7 @@
 </file>
 
 <file path=word/footer1.xml><?xml version="1.0" encoding="utf-8"?>
-<w:ftr xmlns:wpc="http://schemas.microsoft.com/office/word/2010/wordprocessingCanvas" xmlns:cx="http://schemas.microsoft.com/office/drawing/2014/chartex" xmlns:cx1="http://schemas.microsoft.com/office/drawing/2015/9/8/chartex" xmlns:cx2="http://schemas.microsoft.com/office/drawing/2015/10/21/chartex" xmlns:cx3="http://schemas.microsoft.com/office/drawing/2016/5/9/chartex" xmlns:cx4="http://schemas.microsoft.com/office/drawing/2016/5/10/chartex" xmlns:cx5="http://schemas.microsoft.com/office/drawing/2016/5/11/chartex" xmlns:cx6="http://schemas.microsoft.com/office/drawing/2016/5/12/chartex" xmlns:cx7="http://schemas.microsoft.com/office/drawing/2016/5/13/chartex" xmlns:cx8="http://schemas.microsoft.com/office/drawing/2016/5/14/chartex" xmlns:mc="http://schemas.openxmlformats.org/markup-compatibility/2006" xmlns:aink="http://schemas.microsoft.com/office/drawing/2016/ink" xmlns:am3d="http://schemas.microsoft.com/office/drawing/2017/model3d" xmlns:o="urn:schemas-microsoft-com:office:office" xmlns:oel="http://schemas.microsoft.com/office/2019/extlst" xmlns:r="http://schemas.openxmlformats.org/officeDocument/2006/relationships" xmlns:m="http://schemas.openxmlformats.org/officeDocument/2006/math" xmlns:v="urn:schemas-microsoft-com:vml" xmlns:wp14="http://schemas.microsoft.com/office/word/2010/wordprocessingDrawing" xmlns:wp="http://schemas.openxmlformats.org/drawingml/2006/wordprocessingDrawing" xmlns:w10="urn:schemas-microsoft-com:office:word" xmlns:w="http://schemas.openxmlformats.org/wordprocessingml/2006/main" xmlns:w14="http://schemas.microsoft.com/office/word/2010/wordml" xmlns:w15="http://schemas.microsoft.com/office/word/2012/wordml" xmlns:w16cex="http://schemas.microsoft.com/office/word/2018/wordml/cex" xmlns:w16cid="http://schemas.microsoft.com/office/word/2016/wordml/cid" xmlns:w16="http://schemas.microsoft.com/office/word/2018/wordml" xmlns:w16sdtdh="http://schemas.microsoft.com/office/word/2020/wordml/sdtdatahash" xmlns:w16se="http://schemas.microsoft.com/office/word/2015/wordml/symex" xmlns:wpg="http://schemas.microsoft.com/office/word/2010/wordprocessingGroup" xmlns:wpi="http://schemas.microsoft.com/office/word/2010/wordprocessingInk" xmlns:wne="http://schemas.microsoft.com/office/word/2006/wordml" xmlns:wps="http://schemas.microsoft.com/office/word/2010/wordprocessingShape" mc:Ignorable="w14 w15 w16se w16cid w16 w16cex w16sdtdh wp14">
+<w:ftr xmlns:wpc="http://schemas.microsoft.com/office/word/2010/wordprocessingCanvas" xmlns:cx="http://schemas.microsoft.com/office/drawing/2014/chartex" xmlns:cx1="http://schemas.microsoft.com/office/drawing/2015/9/8/chartex" xmlns:cx2="http://schemas.microsoft.com/office/drawing/2015/10/21/chartex" xmlns:cx3="http://schemas.microsoft.com/office/drawing/2016/5/9/chartex" xmlns:cx4="http://schemas.microsoft.com/office/drawing/2016/5/10/chartex" xmlns:cx5="http://schemas.microsoft.com/office/drawing/2016/5/11/chartex" xmlns:cx6="http://schemas.microsoft.com/office/drawing/2016/5/12/chartex" xmlns:cx7="http://schemas.microsoft.com/office/drawing/2016/5/13/chartex" xmlns:cx8="http://schemas.microsoft.com/office/drawing/2016/5/14/chartex" xmlns:mc="http://schemas.openxmlformats.org/markup-compatibility/2006" xmlns:aink="http://schemas.microsoft.com/office/drawing/2016/ink" xmlns:am3d="http://schemas.microsoft.com/office/drawing/2017/model3d" xmlns:o="urn:schemas-microsoft-com:office:office" xmlns:oel="http://schemas.microsoft.com/office/2019/extlst" xmlns:r="http://schemas.openxmlformats.org/officeDocument/2006/relationships" xmlns:m="http://schemas.openxmlformats.org/officeDocument/2006/math" xmlns:v="urn:schemas-microsoft-com:vml" xmlns:wp14="http://schemas.microsoft.com/office/word/2010/wordprocessingDrawing" xmlns:wp="http://schemas.openxmlformats.org/drawingml/2006/wordprocessingDrawing" xmlns:w10="urn:schemas-microsoft-com:office:word" xmlns:w="http://schemas.openxmlformats.org/wordprocessingml/2006/main" xmlns:w14="http://schemas.microsoft.com/office/word/2010/wordml" xmlns:w15="http://schemas.microsoft.com/office/word/2012/wordml" xmlns:w16cex="http://schemas.microsoft.com/office/word/2018/wordml/cex" xmlns:w16cid="http://schemas.microsoft.com/office/word/2016/wordml/cid" xmlns:w16="http://schemas.microsoft.com/office/word/2018/wordml" xmlns:w16du="http://schemas.microsoft.com/office/word/2023/wordml/word16du" xmlns:w16sdtdh="http://schemas.microsoft.com/office/word/2020/wordml/sdtdatahash" xmlns:w16se="http://schemas.microsoft.com/office/word/2015/wordml/symex" xmlns:wpg="http://schemas.microsoft.com/office/word/2010/wordprocessingGroup" xmlns:wpi="http://schemas.microsoft.com/office/word/2010/wordprocessingInk" xmlns:wne="http://schemas.microsoft.com/office/word/2006/wordml" xmlns:wps="http://schemas.microsoft.com/office/word/2010/wordprocessingShape" mc:Ignorable="w14 w15 w16se w16cid w16 w16cex w16sdtdh w16du wp14">
   <w:p>
     <w:pPr>
       <w:pStyle w:val="Footer"/>
@@ -2523,7 +2617,7 @@
               <v:stroke joinstyle="miter"/>
               <v:path gradientshapeok="t" o:connecttype="rect"/>
             </v:shapetype>
-            <v:shape id="Text Box 16" o:spid="_x0000_s1026" type="#_x0000_t202" style="position:absolute;margin-left:101.15pt;margin-top:6.95pt;width:418.95pt;height:40.45pt;z-index:251660288;visibility:visible;mso-wrap-style:square;mso-width-percent:0;mso-height-percent:0;mso-wrap-distance-left:9pt;mso-wrap-distance-top:0;mso-wrap-distance-right:9pt;mso-wrap-distance-bottom:0;mso-position-horizontal:absolute;mso-position-horizontal-relative:text;mso-position-vertical:absolute;mso-position-vertical-relative:text;mso-width-percent:0;mso-height-percent:0;mso-width-relative:page;mso-height-relative:page;v-text-anchor:top" o:gfxdata="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" filled="f" stroked="f">
+            <v:shape id="Text Box 16" o:spid="_x0000_s1026" type="#_x0000_t202" style="position:absolute;margin-left:101.15pt;margin-top:6.95pt;width:418.95pt;height:40.45pt;z-index:251660288;visibility:visible;mso-wrap-style:square;mso-width-percent:0;mso-height-percent:0;mso-wrap-distance-left:9pt;mso-wrap-distance-top:0;mso-wrap-distance-right:9pt;mso-wrap-distance-bottom:0;mso-position-horizontal:absolute;mso-position-horizontal-relative:text;mso-position-vertical:absolute;mso-position-vertical-relative:text;mso-width-percent:0;mso-height-percent:0;mso-width-relative:page;mso-height-relative:page;v-text-anchor:top" o:gfxdata="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" filled="f" stroked="f">
               <v:textbox inset=".5mm,1.2mm,.5mm,.5mm">
                 <w:txbxContent>
                   <w:p>
@@ -2940,7 +3034,7 @@
             </wp:anchor>
           </w:drawing>
         </mc:Choice>
-        <mc:Fallback xmlns:w16du="http://schemas.microsoft.com/office/word/2023/wordml/word16du">
+        <mc:Fallback>
           <w:pict>
             <v:line w14:anchorId="23DA4A24" id="Straight Connector 19" o:spid="_x0000_s1026" style="position:absolute;flip:y;z-index:251659264;visibility:visible;mso-wrap-style:square;mso-width-percent:0;mso-height-percent:0;mso-wrap-distance-left:9pt;mso-wrap-distance-top:0;mso-wrap-distance-right:9pt;mso-wrap-distance-bottom:0;mso-position-horizontal:absolute;mso-position-horizontal-relative:text;mso-position-vertical:absolute;mso-position-vertical-relative:text;mso-width-percent:0;mso-height-percent:0;mso-width-relative:page;mso-height-relative:page" from="-.1pt,5.2pt" to="520.7pt,5.2pt" o:gfxdata="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" strokecolor="#974706 [1609]" strokeweight="1pt">
               <v:stroke endcap="round"/>
@@ -3165,7 +3259,7 @@
         </mc:Choice>
         <mc:Fallback>
           <w:pict>
-            <v:shape w14:anchorId="0D7D8A2E" id="Text Box 4" o:spid="_x0000_s1027" type="#_x0000_t202" style="position:absolute;margin-left:444.65pt;margin-top:8.35pt;width:70.9pt;height:15.9pt;z-index:251661312;visibility:visible;mso-wrap-style:square;mso-width-percent:0;mso-height-percent:0;mso-wrap-distance-left:9pt;mso-wrap-distance-top:0;mso-wrap-distance-right:9pt;mso-wrap-distance-bottom:0;mso-position-horizontal:absolute;mso-position-horizontal-relative:text;mso-position-vertical:absolute;mso-position-vertical-relative:text;mso-width-percent:0;mso-height-percent:0;mso-width-relative:page;mso-height-relative:page;v-text-anchor:middle" o:gfxdata="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" filled="f" stroked="f" strokeweight=".5pt">
+            <v:shape w14:anchorId="0D7D8A2E" id="Text Box 4" o:spid="_x0000_s1027" type="#_x0000_t202" style="position:absolute;margin-left:444.65pt;margin-top:8.35pt;width:70.9pt;height:15.9pt;z-index:251661312;visibility:visible;mso-wrap-style:square;mso-width-percent:0;mso-height-percent:0;mso-wrap-distance-left:9pt;mso-wrap-distance-top:0;mso-wrap-distance-right:9pt;mso-wrap-distance-bottom:0;mso-position-horizontal:absolute;mso-position-horizontal-relative:text;mso-position-vertical:absolute;mso-position-vertical-relative:text;mso-width-percent:0;mso-height-percent:0;mso-width-relative:page;mso-height-relative:page;v-text-anchor:middle" o:gfxdata="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" filled="f" stroked="f" strokeweight=".5pt">
               <v:textbox inset="0,0,0,0">
                 <w:txbxContent>
                   <w:p>
@@ -3315,7 +3409,7 @@
 </file>
 
 <file path=word/footnotes.xml><?xml version="1.0" encoding="utf-8"?>
-<w:footnotes xmlns:wpc="http://schemas.microsoft.com/office/word/2010/wordprocessingCanvas" xmlns:cx="http://schemas.microsoft.com/office/drawing/2014/chartex" xmlns:cx1="http://schemas.microsoft.com/office/drawing/2015/9/8/chartex" xmlns:cx2="http://schemas.microsoft.com/office/drawing/2015/10/21/chartex" xmlns:cx3="http://schemas.microsoft.com/office/drawing/2016/5/9/chartex" xmlns:cx4="http://schemas.microsoft.com/office/drawing/2016/5/10/chartex" xmlns:cx5="http://schemas.microsoft.com/office/drawing/2016/5/11/chartex" xmlns:cx6="http://schemas.microsoft.com/office/drawing/2016/5/12/chartex" xmlns:cx7="http://schemas.microsoft.com/office/drawing/2016/5/13/chartex" xmlns:cx8="http://schemas.microsoft.com/office/drawing/2016/5/14/chartex" xmlns:mc="http://schemas.openxmlformats.org/markup-compatibility/2006" xmlns:aink="http://schemas.microsoft.com/office/drawing/2016/ink" xmlns:am3d="http://schemas.microsoft.com/office/drawing/2017/model3d" xmlns:o="urn:schemas-microsoft-com:office:office" xmlns:oel="http://schemas.microsoft.com/office/2019/extlst" xmlns:r="http://schemas.openxmlformats.org/officeDocument/2006/relationships" xmlns:m="http://schemas.openxmlformats.org/officeDocument/2006/math" xmlns:v="urn:schemas-microsoft-com:vml" xmlns:wp14="http://schemas.microsoft.com/office/word/2010/wordprocessingDrawing" xmlns:wp="http://schemas.openxmlformats.org/drawingml/2006/wordprocessingDrawing" xmlns:w10="urn:schemas-microsoft-com:office:word" xmlns:w="http://schemas.openxmlformats.org/wordprocessingml/2006/main" xmlns:w14="http://schemas.microsoft.com/office/word/2010/wordml" xmlns:w15="http://schemas.microsoft.com/office/word/2012/wordml" xmlns:w16cex="http://schemas.microsoft.com/office/word/2018/wordml/cex" xmlns:w16cid="http://schemas.microsoft.com/office/word/2016/wordml/cid" xmlns:w16="http://schemas.microsoft.com/office/word/2018/wordml" xmlns:w16sdtdh="http://schemas.microsoft.com/office/word/2020/wordml/sdtdatahash" xmlns:w16se="http://schemas.microsoft.com/office/word/2015/wordml/symex" xmlns:wpg="http://schemas.microsoft.com/office/word/2010/wordprocessingGroup" xmlns:wpi="http://schemas.microsoft.com/office/word/2010/wordprocessingInk" xmlns:wne="http://schemas.microsoft.com/office/word/2006/wordml" xmlns:wps="http://schemas.microsoft.com/office/word/2010/wordprocessingShape" mc:Ignorable="w14 w15 w16se w16cid w16 w16cex w16sdtdh wp14">
+<w:footnotes xmlns:wpc="http://schemas.microsoft.com/office/word/2010/wordprocessingCanvas" xmlns:cx="http://schemas.microsoft.com/office/drawing/2014/chartex" xmlns:cx1="http://schemas.microsoft.com/office/drawing/2015/9/8/chartex" xmlns:cx2="http://schemas.microsoft.com/office/drawing/2015/10/21/chartex" xmlns:cx3="http://schemas.microsoft.com/office/drawing/2016/5/9/chartex" xmlns:cx4="http://schemas.microsoft.com/office/drawing/2016/5/10/chartex" xmlns:cx5="http://schemas.microsoft.com/office/drawing/2016/5/11/chartex" xmlns:cx6="http://schemas.microsoft.com/office/drawing/2016/5/12/chartex" xmlns:cx7="http://schemas.microsoft.com/office/drawing/2016/5/13/chartex" xmlns:cx8="http://schemas.microsoft.com/office/drawing/2016/5/14/chartex" xmlns:mc="http://schemas.openxmlformats.org/markup-compatibility/2006" xmlns:aink="http://schemas.microsoft.com/office/drawing/2016/ink" xmlns:am3d="http://schemas.microsoft.com/office/drawing/2017/model3d" xmlns:o="urn:schemas-microsoft-com:office:office" xmlns:oel="http://schemas.microsoft.com/office/2019/extlst" xmlns:r="http://schemas.openxmlformats.org/officeDocument/2006/relationships" xmlns:m="http://schemas.openxmlformats.org/officeDocument/2006/math" xmlns:v="urn:schemas-microsoft-com:vml" xmlns:wp14="http://schemas.microsoft.com/office/word/2010/wordprocessingDrawing" xmlns:wp="http://schemas.openxmlformats.org/drawingml/2006/wordprocessingDrawing" xmlns:w10="urn:schemas-microsoft-com:office:word" xmlns:w="http://schemas.openxmlformats.org/wordprocessingml/2006/main" xmlns:w14="http://schemas.microsoft.com/office/word/2010/wordml" xmlns:w15="http://schemas.microsoft.com/office/word/2012/wordml" xmlns:w16cex="http://schemas.microsoft.com/office/word/2018/wordml/cex" xmlns:w16cid="http://schemas.microsoft.com/office/word/2016/wordml/cid" xmlns:w16="http://schemas.microsoft.com/office/word/2018/wordml" xmlns:w16du="http://schemas.microsoft.com/office/word/2023/wordml/word16du" xmlns:w16sdtdh="http://schemas.microsoft.com/office/word/2020/wordml/sdtdatahash" xmlns:w16se="http://schemas.microsoft.com/office/word/2015/wordml/symex" xmlns:wpg="http://schemas.microsoft.com/office/word/2010/wordprocessingGroup" xmlns:wpi="http://schemas.microsoft.com/office/word/2010/wordprocessingInk" xmlns:wne="http://schemas.microsoft.com/office/word/2006/wordml" xmlns:wps="http://schemas.microsoft.com/office/word/2010/wordprocessingShape" mc:Ignorable="w14 w15 w16se w16cid w16 w16cex w16sdtdh w16du wp14">
   <w:footnote w:type="separator" w:id="-1">
     <w:p>
       <w:pPr>
@@ -3340,7 +3434,7 @@
 </file>
 
 <file path=word/header1.xml><?xml version="1.0" encoding="utf-8"?>
-<w:hdr xmlns:wpc="http://schemas.microsoft.com/office/word/2010/wordprocessingCanvas" xmlns:cx="http://schemas.microsoft.com/office/drawing/2014/chartex" xmlns:cx1="http://schemas.microsoft.com/office/drawing/2015/9/8/chartex" xmlns:cx2="http://schemas.microsoft.com/office/drawing/2015/10/21/chartex" xmlns:cx3="http://schemas.microsoft.com/office/drawing/2016/5/9/chartex" xmlns:cx4="http://schemas.microsoft.com/office/drawing/2016/5/10/chartex" xmlns:cx5="http://schemas.microsoft.com/office/drawing/2016/5/11/chartex" xmlns:cx6="http://schemas.microsoft.com/office/drawing/2016/5/12/chartex" xmlns:cx7="http://schemas.microsoft.com/office/drawing/2016/5/13/chartex" xmlns:cx8="http://schemas.microsoft.com/office/drawing/2016/5/14/chartex" xmlns:mc="http://schemas.openxmlformats.org/markup-compatibility/2006" xmlns:aink="http://schemas.microsoft.com/office/drawing/2016/ink" xmlns:am3d="http://schemas.microsoft.com/office/drawing/2017/model3d" xmlns:o="urn:schemas-microsoft-com:office:office" xmlns:oel="http://schemas.microsoft.com/office/2019/extlst" xmlns:r="http://schemas.openxmlformats.org/officeDocument/2006/relationships" xmlns:m="http://schemas.openxmlformats.org/officeDocument/2006/math" xmlns:v="urn:schemas-microsoft-com:vml" xmlns:wp14="http://schemas.microsoft.com/office/word/2010/wordprocessingDrawing" xmlns:wp="http://schemas.openxmlformats.org/drawingml/2006/wordprocessingDrawing" xmlns:w10="urn:schemas-microsoft-com:office:word" xmlns:w="http://schemas.openxmlformats.org/wordprocessingml/2006/main" xmlns:w14="http://schemas.microsoft.com/office/word/2010/wordml" xmlns:w15="http://schemas.microsoft.com/office/word/2012/wordml" xmlns:w16cex="http://schemas.microsoft.com/office/word/2018/wordml/cex" xmlns:w16cid="http://schemas.microsoft.com/office/word/2016/wordml/cid" xmlns:w16="http://schemas.microsoft.com/office/word/2018/wordml" xmlns:w16sdtdh="http://schemas.microsoft.com/office/word/2020/wordml/sdtdatahash" xmlns:w16se="http://schemas.microsoft.com/office/word/2015/wordml/symex" xmlns:wpg="http://schemas.microsoft.com/office/word/2010/wordprocessingGroup" xmlns:wpi="http://schemas.microsoft.com/office/word/2010/wordprocessingInk" xmlns:wne="http://schemas.microsoft.com/office/word/2006/wordml" xmlns:wps="http://schemas.microsoft.com/office/word/2010/wordprocessingShape" mc:Ignorable="w14 w15 w16se w16cid w16 w16cex w16sdtdh wp14">
+<w:hdr xmlns:wpc="http://schemas.microsoft.com/office/word/2010/wordprocessingCanvas" xmlns:cx="http://schemas.microsoft.com/office/drawing/2014/chartex" xmlns:cx1="http://schemas.microsoft.com/office/drawing/2015/9/8/chartex" xmlns:cx2="http://schemas.microsoft.com/office/drawing/2015/10/21/chartex" xmlns:cx3="http://schemas.microsoft.com/office/drawing/2016/5/9/chartex" xmlns:cx4="http://schemas.microsoft.com/office/drawing/2016/5/10/chartex" xmlns:cx5="http://schemas.microsoft.com/office/drawing/2016/5/11/chartex" xmlns:cx6="http://schemas.microsoft.com/office/drawing/2016/5/12/chartex" xmlns:cx7="http://schemas.microsoft.com/office/drawing/2016/5/13/chartex" xmlns:cx8="http://schemas.microsoft.com/office/drawing/2016/5/14/chartex" xmlns:mc="http://schemas.openxmlformats.org/markup-compatibility/2006" xmlns:aink="http://schemas.microsoft.com/office/drawing/2016/ink" xmlns:am3d="http://schemas.microsoft.com/office/drawing/2017/model3d" xmlns:o="urn:schemas-microsoft-com:office:office" xmlns:oel="http://schemas.microsoft.com/office/2019/extlst" xmlns:r="http://schemas.openxmlformats.org/officeDocument/2006/relationships" xmlns:m="http://schemas.openxmlformats.org/officeDocument/2006/math" xmlns:v="urn:schemas-microsoft-com:vml" xmlns:wp14="http://schemas.microsoft.com/office/word/2010/wordprocessingDrawing" xmlns:wp="http://schemas.openxmlformats.org/drawingml/2006/wordprocessingDrawing" xmlns:w10="urn:schemas-microsoft-com:office:word" xmlns:w="http://schemas.openxmlformats.org/wordprocessingml/2006/main" xmlns:w14="http://schemas.microsoft.com/office/word/2010/wordml" xmlns:w15="http://schemas.microsoft.com/office/word/2012/wordml" xmlns:w16cex="http://schemas.microsoft.com/office/word/2018/wordml/cex" xmlns:w16cid="http://schemas.microsoft.com/office/word/2016/wordml/cid" xmlns:w16="http://schemas.microsoft.com/office/word/2018/wordml" xmlns:w16du="http://schemas.microsoft.com/office/word/2023/wordml/word16du" xmlns:w16sdtdh="http://schemas.microsoft.com/office/word/2020/wordml/sdtdatahash" xmlns:w16se="http://schemas.microsoft.com/office/word/2015/wordml/symex" xmlns:wpg="http://schemas.microsoft.com/office/word/2010/wordprocessingGroup" xmlns:wpi="http://schemas.microsoft.com/office/word/2010/wordprocessingInk" xmlns:wne="http://schemas.microsoft.com/office/word/2006/wordml" xmlns:wps="http://schemas.microsoft.com/office/word/2010/wordprocessingShape" mc:Ignorable="w14 w15 w16se w16cid w16 w16cex w16sdtdh w16du wp14">
   <w:p>
     <w:pPr>
       <w:pStyle w:val="Header"/>
@@ -3351,7 +3445,7 @@
 </file>
 
 <file path=word/numbering.xml><?xml version="1.0" encoding="utf-8"?>
-<w:numbering xmlns:wpc="http://schemas.microsoft.com/office/word/2010/wordprocessingCanvas" xmlns:cx="http://schemas.microsoft.com/office/drawing/2014/chartex" xmlns:cx1="http://schemas.microsoft.com/office/drawing/2015/9/8/chartex" xmlns:cx2="http://schemas.microsoft.com/office/drawing/2015/10/21/chartex" xmlns:cx3="http://schemas.microsoft.com/office/drawing/2016/5/9/chartex" xmlns:cx4="http://schemas.microsoft.com/office/drawing/2016/5/10/chartex" xmlns:cx5="http://schemas.microsoft.com/office/drawing/2016/5/11/chartex" xmlns:cx6="http://schemas.microsoft.com/office/drawing/2016/5/12/chartex" xmlns:cx7="http://schemas.microsoft.com/office/drawing/2016/5/13/chartex" xmlns:cx8="http://schemas.microsoft.com/office/drawing/2016/5/14/chartex" xmlns:mc="http://schemas.openxmlformats.org/markup-compatibility/2006" xmlns:aink="http://schemas.microsoft.com/office/drawing/2016/ink" xmlns:am3d="http://schemas.microsoft.com/office/drawing/2017/model3d" xmlns:o="urn:schemas-microsoft-com:office:office" xmlns:oel="http://schemas.microsoft.com/office/2019/extlst" xmlns:r="http://schemas.openxmlformats.org/officeDocument/2006/relationships" xmlns:m="http://schemas.openxmlformats.org/officeDocument/2006/math" xmlns:v="urn:schemas-microsoft-com:vml" xmlns:wp14="http://schemas.microsoft.com/office/word/2010/wordprocessingDrawing" xmlns:wp="http://schemas.openxmlformats.org/drawingml/2006/wordprocessingDrawing" xmlns:w10="urn:schemas-microsoft-com:office:word" xmlns:w="http://schemas.openxmlformats.org/wordprocessingml/2006/main" xmlns:w14="http://schemas.microsoft.com/office/word/2010/wordml" xmlns:w15="http://schemas.microsoft.com/office/word/2012/wordml" xmlns:w16cex="http://schemas.microsoft.com/office/word/2018/wordml/cex" xmlns:w16cid="http://schemas.microsoft.com/office/word/2016/wordml/cid" xmlns:w16="http://schemas.microsoft.com/office/word/2018/wordml" xmlns:w16sdtdh="http://schemas.microsoft.com/office/word/2020/wordml/sdtdatahash" xmlns:w16se="http://schemas.microsoft.com/office/word/2015/wordml/symex" xmlns:wpg="http://schemas.microsoft.com/office/word/2010/wordprocessingGroup" xmlns:wpi="http://schemas.microsoft.com/office/word/2010/wordprocessingInk" xmlns:wne="http://schemas.microsoft.com/office/word/2006/wordml" xmlns:wps="http://schemas.microsoft.com/office/word/2010/wordprocessingShape" mc:Ignorable="w14 w15 w16se w16cid w16 w16cex w16sdtdh wp14">
+<w:numbering xmlns:wpc="http://schemas.microsoft.com/office/word/2010/wordprocessingCanvas" xmlns:cx="http://schemas.microsoft.com/office/drawing/2014/chartex" xmlns:cx1="http://schemas.microsoft.com/office/drawing/2015/9/8/chartex" xmlns:cx2="http://schemas.microsoft.com/office/drawing/2015/10/21/chartex" xmlns:cx3="http://schemas.microsoft.com/office/drawing/2016/5/9/chartex" xmlns:cx4="http://schemas.microsoft.com/office/drawing/2016/5/10/chartex" xmlns:cx5="http://schemas.microsoft.com/office/drawing/2016/5/11/chartex" xmlns:cx6="http://schemas.microsoft.com/office/drawing/2016/5/12/chartex" xmlns:cx7="http://schemas.microsoft.com/office/drawing/2016/5/13/chartex" xmlns:cx8="http://schemas.microsoft.com/office/drawing/2016/5/14/chartex" xmlns:mc="http://schemas.openxmlformats.org/markup-compatibility/2006" xmlns:aink="http://schemas.microsoft.com/office/drawing/2016/ink" xmlns:am3d="http://schemas.microsoft.com/office/drawing/2017/model3d" xmlns:o="urn:schemas-microsoft-com:office:office" xmlns:oel="http://schemas.microsoft.com/office/2019/extlst" xmlns:r="http://schemas.openxmlformats.org/officeDocument/2006/relationships" xmlns:m="http://schemas.openxmlformats.org/officeDocument/2006/math" xmlns:v="urn:schemas-microsoft-com:vml" xmlns:wp14="http://schemas.microsoft.com/office/word/2010/wordprocessingDrawing" xmlns:wp="http://schemas.openxmlformats.org/drawingml/2006/wordprocessingDrawing" xmlns:w10="urn:schemas-microsoft-com:office:word" xmlns:w="http://schemas.openxmlformats.org/wordprocessingml/2006/main" xmlns:w14="http://schemas.microsoft.com/office/word/2010/wordml" xmlns:w15="http://schemas.microsoft.com/office/word/2012/wordml" xmlns:w16cex="http://schemas.microsoft.com/office/word/2018/wordml/cex" xmlns:w16cid="http://schemas.microsoft.com/office/word/2016/wordml/cid" xmlns:w16="http://schemas.microsoft.com/office/word/2018/wordml" xmlns:w16du="http://schemas.microsoft.com/office/word/2023/wordml/word16du" xmlns:w16sdtdh="http://schemas.microsoft.com/office/word/2020/wordml/sdtdatahash" xmlns:w16se="http://schemas.microsoft.com/office/word/2015/wordml/symex" xmlns:wpg="http://schemas.microsoft.com/office/word/2010/wordprocessingGroup" xmlns:wpi="http://schemas.microsoft.com/office/word/2010/wordprocessingInk" xmlns:wne="http://schemas.microsoft.com/office/word/2006/wordml" xmlns:wps="http://schemas.microsoft.com/office/word/2010/wordprocessingShape" mc:Ignorable="w14 w15 w16se w16cid w16 w16cex w16sdtdh w16du wp14">
   <w:abstractNum w:abstractNumId="0" w15:restartNumberingAfterBreak="0">
     <w:nsid w:val="13A00DEC"/>
     <w:multiLevelType w:val="hybridMultilevel"/>
@@ -3814,8 +3908,16 @@
 </w:numbering>
 </file>
 
+<file path=word/people.xml><?xml version="1.0" encoding="utf-8"?>
+<w15:people xmlns:wpc="http://schemas.microsoft.com/office/word/2010/wordprocessingCanvas" xmlns:cx="http://schemas.microsoft.com/office/drawing/2014/chartex" xmlns:cx1="http://schemas.microsoft.com/office/drawing/2015/9/8/chartex" xmlns:cx2="http://schemas.microsoft.com/office/drawing/2015/10/21/chartex" xmlns:cx3="http://schemas.microsoft.com/office/drawing/2016/5/9/chartex" xmlns:cx4="http://schemas.microsoft.com/office/drawing/2016/5/10/chartex" xmlns:cx5="http://schemas.microsoft.com/office/drawing/2016/5/11/chartex" xmlns:cx6="http://schemas.microsoft.com/office/drawing/2016/5/12/chartex" xmlns:cx7="http://schemas.microsoft.com/office/drawing/2016/5/13/chartex" xmlns:cx8="http://schemas.microsoft.com/office/drawing/2016/5/14/chartex" xmlns:mc="http://schemas.openxmlformats.org/markup-compatibility/2006" xmlns:aink="http://schemas.microsoft.com/office/drawing/2016/ink" xmlns:am3d="http://schemas.microsoft.com/office/drawing/2017/model3d" xmlns:o="urn:schemas-microsoft-com:office:office" xmlns:oel="http://schemas.microsoft.com/office/2019/extlst" xmlns:r="http://schemas.openxmlformats.org/officeDocument/2006/relationships" xmlns:m="http://schemas.openxmlformats.org/officeDocument/2006/math" xmlns:v="urn:schemas-microsoft-com:vml" xmlns:wp14="http://schemas.microsoft.com/office/word/2010/wordprocessingDrawing" xmlns:wp="http://schemas.openxmlformats.org/drawingml/2006/wordprocessingDrawing" xmlns:w10="urn:schemas-microsoft-com:office:word" xmlns:w="http://schemas.openxmlformats.org/wordprocessingml/2006/main" xmlns:w14="http://schemas.microsoft.com/office/word/2010/wordml" xmlns:w15="http://schemas.microsoft.com/office/word/2012/wordml" xmlns:w16cex="http://schemas.microsoft.com/office/word/2018/wordml/cex" xmlns:w16cid="http://schemas.microsoft.com/office/word/2016/wordml/cid" xmlns:w16="http://schemas.microsoft.com/office/word/2018/wordml" xmlns:w16du="http://schemas.microsoft.com/office/word/2023/wordml/word16du" xmlns:w16sdtdh="http://schemas.microsoft.com/office/word/2020/wordml/sdtdatahash" xmlns:w16se="http://schemas.microsoft.com/office/word/2015/wordml/symex" xmlns:wpg="http://schemas.microsoft.com/office/word/2010/wordprocessingGroup" xmlns:wpi="http://schemas.microsoft.com/office/word/2010/wordprocessingInk" xmlns:wne="http://schemas.microsoft.com/office/word/2006/wordml" xmlns:wps="http://schemas.microsoft.com/office/word/2010/wordprocessingShape" mc:Ignorable="w14 w15 w16se w16cid w16 w16cex w16sdtdh w16du wp14">
+  <w15:person w15:author="Zaraliev">
+    <w15:presenceInfo w15:providerId="AD" w15:userId="S::Zaraliev@students.softuni.bg::e1c6524a-140e-4108-9ad5-216363431969"/>
+  </w15:person>
+</w15:people>
+</file>
+
 <file path=word/styles.xml><?xml version="1.0" encoding="utf-8"?>
-<w:styles xmlns:mc="http://schemas.openxmlformats.org/markup-compatibility/2006" xmlns:r="http://schemas.openxmlformats.org/officeDocument/2006/relationships" xmlns:w="http://schemas.openxmlformats.org/wordprocessingml/2006/main" xmlns:w14="http://schemas.microsoft.com/office/word/2010/wordml" xmlns:w15="http://schemas.microsoft.com/office/word/2012/wordml" xmlns:w16cex="http://schemas.microsoft.com/office/word/2018/wordml/cex" xmlns:w16cid="http://schemas.microsoft.com/office/word/2016/wordml/cid" xmlns:w16="http://schemas.microsoft.com/office/word/2018/wordml" xmlns:w16sdtdh="http://schemas.microsoft.com/office/word/2020/wordml/sdtdatahash" xmlns:w16se="http://schemas.microsoft.com/office/word/2015/wordml/symex" mc:Ignorable="w14 w15 w16se w16cid w16 w16cex w16sdtdh">
+<w:styles xmlns:mc="http://schemas.openxmlformats.org/markup-compatibility/2006" xmlns:r="http://schemas.openxmlformats.org/officeDocument/2006/relationships" xmlns:w="http://schemas.openxmlformats.org/wordprocessingml/2006/main" xmlns:w14="http://schemas.microsoft.com/office/word/2010/wordml" xmlns:w15="http://schemas.microsoft.com/office/word/2012/wordml" xmlns:w16cex="http://schemas.microsoft.com/office/word/2018/wordml/cex" xmlns:w16cid="http://schemas.microsoft.com/office/word/2016/wordml/cid" xmlns:w16="http://schemas.microsoft.com/office/word/2018/wordml" xmlns:w16du="http://schemas.microsoft.com/office/word/2023/wordml/word16du" xmlns:w16sdtdh="http://schemas.microsoft.com/office/word/2020/wordml/sdtdatahash" xmlns:w16se="http://schemas.microsoft.com/office/word/2015/wordml/symex" mc:Ignorable="w14 w15 w16se w16cid w16 w16cex w16sdtdh w16du">
   <w:docDefaults>
     <w:rPrDefault>
       <w:rPr>
@@ -4337,6 +4439,7 @@
   <w:style w:type="character" w:default="1" w:styleId="DefaultParagraphFont">
     <w:name w:val="Default Paragraph Font"/>
     <w:uiPriority w:val="1"/>
+    <w:semiHidden/>
     <w:unhideWhenUsed/>
   </w:style>
   <w:style w:type="table" w:default="1" w:styleId="TableNormal">

--- a/Courses/Software-Sciences/IT-Module-3-Web-Design/13-Styling-Web-Pages-with-CSS/13-Styling-Web-Pages-with-CSS-Exercises.docx
+++ b/Courses/Software-Sciences/IT-Module-3-Web-Design/13-Styling-Web-Pages-with-CSS/13-Styling-Web-Pages-with-CSS-Exercises.docx
@@ -1,6 +1,6 @@
 
 <file path=word/document.xml><?xml version="1.0" encoding="utf-8"?>
-<w:document xmlns:wpc="http://schemas.microsoft.com/office/word/2010/wordprocessingCanvas" xmlns:cx="http://schemas.microsoft.com/office/drawing/2014/chartex" xmlns:cx1="http://schemas.microsoft.com/office/drawing/2015/9/8/chartex" xmlns:cx2="http://schemas.microsoft.com/office/drawing/2015/10/21/chartex" xmlns:cx3="http://schemas.microsoft.com/office/drawing/2016/5/9/chartex" xmlns:cx4="http://schemas.microsoft.com/office/drawing/2016/5/10/chartex" xmlns:cx5="http://schemas.microsoft.com/office/drawing/2016/5/11/chartex" xmlns:cx6="http://schemas.microsoft.com/office/drawing/2016/5/12/chartex" xmlns:cx7="http://schemas.microsoft.com/office/drawing/2016/5/13/chartex" xmlns:cx8="http://schemas.microsoft.com/office/drawing/2016/5/14/chartex" xmlns:mc="http://schemas.openxmlformats.org/markup-compatibility/2006" xmlns:aink="http://schemas.microsoft.com/office/drawing/2016/ink" xmlns:am3d="http://schemas.microsoft.com/office/drawing/2017/model3d" xmlns:o="urn:schemas-microsoft-com:office:office" xmlns:oel="http://schemas.microsoft.com/office/2019/extlst" xmlns:r="http://schemas.openxmlformats.org/officeDocument/2006/relationships" xmlns:m="http://schemas.openxmlformats.org/officeDocument/2006/math" xmlns:v="urn:schemas-microsoft-com:vml" xmlns:wp14="http://schemas.microsoft.com/office/word/2010/wordprocessingDrawing" xmlns:wp="http://schemas.openxmlformats.org/drawingml/2006/wordprocessingDrawing" xmlns:w10="urn:schemas-microsoft-com:office:word" xmlns:w="http://schemas.openxmlformats.org/wordprocessingml/2006/main" xmlns:w14="http://schemas.microsoft.com/office/word/2010/wordml" xmlns:w15="http://schemas.microsoft.com/office/word/2012/wordml" xmlns:w16cex="http://schemas.microsoft.com/office/word/2018/wordml/cex" xmlns:w16cid="http://schemas.microsoft.com/office/word/2016/wordml/cid" xmlns:w16="http://schemas.microsoft.com/office/word/2018/wordml" xmlns:w16du="http://schemas.microsoft.com/office/word/2023/wordml/word16du" xmlns:w16sdtdh="http://schemas.microsoft.com/office/word/2020/wordml/sdtdatahash" xmlns:w16se="http://schemas.microsoft.com/office/word/2015/wordml/symex" xmlns:wpg="http://schemas.microsoft.com/office/word/2010/wordprocessingGroup" xmlns:wpi="http://schemas.microsoft.com/office/word/2010/wordprocessingInk" xmlns:wne="http://schemas.microsoft.com/office/word/2006/wordml" xmlns:wps="http://schemas.microsoft.com/office/word/2010/wordprocessingShape" mc:Ignorable="w14 w15 w16se w16cid w16 w16cex w16sdtdh w16du wp14">
+<w:document xmlns:wpc="http://schemas.microsoft.com/office/word/2010/wordprocessingCanvas" xmlns:cx="http://schemas.microsoft.com/office/drawing/2014/chartex" xmlns:cx1="http://schemas.microsoft.com/office/drawing/2015/9/8/chartex" xmlns:cx2="http://schemas.microsoft.com/office/drawing/2015/10/21/chartex" xmlns:cx3="http://schemas.microsoft.com/office/drawing/2016/5/9/chartex" xmlns:cx4="http://schemas.microsoft.com/office/drawing/2016/5/10/chartex" xmlns:cx5="http://schemas.microsoft.com/office/drawing/2016/5/11/chartex" xmlns:cx6="http://schemas.microsoft.com/office/drawing/2016/5/12/chartex" xmlns:cx7="http://schemas.microsoft.com/office/drawing/2016/5/13/chartex" xmlns:cx8="http://schemas.microsoft.com/office/drawing/2016/5/14/chartex" xmlns:mc="http://schemas.openxmlformats.org/markup-compatibility/2006" xmlns:aink="http://schemas.microsoft.com/office/drawing/2016/ink" xmlns:am3d="http://schemas.microsoft.com/office/drawing/2017/model3d" xmlns:o="urn:schemas-microsoft-com:office:office" xmlns:oel="http://schemas.microsoft.com/office/2019/extlst" xmlns:r="http://schemas.openxmlformats.org/officeDocument/2006/relationships" xmlns:m="http://schemas.openxmlformats.org/officeDocument/2006/math" xmlns:v="urn:schemas-microsoft-com:vml" xmlns:wp14="http://schemas.microsoft.com/office/word/2010/wordprocessingDrawing" xmlns:wp="http://schemas.openxmlformats.org/drawingml/2006/wordprocessingDrawing" xmlns:w10="urn:schemas-microsoft-com:office:word" xmlns:w="http://schemas.openxmlformats.org/wordprocessingml/2006/main" xmlns:w14="http://schemas.microsoft.com/office/word/2010/wordml" xmlns:w15="http://schemas.microsoft.com/office/word/2012/wordml" xmlns:w16cex="http://schemas.microsoft.com/office/word/2018/wordml/cex" xmlns:w16cid="http://schemas.microsoft.com/office/word/2016/wordml/cid" xmlns:w16="http://schemas.microsoft.com/office/word/2018/wordml" xmlns:w16sdtdh="http://schemas.microsoft.com/office/word/2020/wordml/sdtdatahash" xmlns:w16se="http://schemas.microsoft.com/office/word/2015/wordml/symex" xmlns:wpg="http://schemas.microsoft.com/office/word/2010/wordprocessingGroup" xmlns:wpi="http://schemas.microsoft.com/office/word/2010/wordprocessingInk" xmlns:wne="http://schemas.microsoft.com/office/word/2006/wordml" xmlns:wps="http://schemas.microsoft.com/office/word/2010/wordprocessingShape" mc:Ignorable="w14 w15 w16se w16cid w16 w16cex w16sdtdh wp14">
   <w:body>
     <w:p>
       <w:pPr>
@@ -95,7 +95,7 @@
           <w:noProof/>
         </w:rPr>
         <w:drawing>
-          <wp:inline distT="0" distB="0" distL="0" distR="0" wp14:anchorId="73F5C6D6" wp14:editId="783334BE">
+          <wp:inline distT="0" distB="0" distL="0" distR="0" wp14:anchorId="73F5C6D6" wp14:editId="32DE95A1">
             <wp:extent cx="1065886" cy="497260"/>
             <wp:effectExtent l="0" t="0" r="1270" b="0"/>
             <wp:docPr id="470543985" name="Picture 1"/>
@@ -806,7 +806,6 @@
           <w:lang w:val="bg-BG"/>
         </w:rPr>
       </w:pPr>
-      <w:commentRangeStart w:id="0"/>
       <w:r>
         <w:rPr>
           <w:lang w:val="bg-BG"/>
@@ -910,20 +909,28 @@
           <w:bCs/>
           <w:lang w:val="bg-BG"/>
         </w:rPr>
-        <w:t>13 урок</w:t>
+        <w:t>1</w:t>
+      </w:r>
+      <w:r>
+        <w:rPr>
+          <w:b/>
+          <w:bCs/>
+        </w:rPr>
+        <w:t>0</w:t>
+      </w:r>
+      <w:r>
+        <w:rPr>
+          <w:b/>
+          <w:bCs/>
+          <w:lang w:val="bg-BG"/>
+        </w:rPr>
+        <w:t xml:space="preserve"> урок</w:t>
       </w:r>
       <w:r>
         <w:rPr>
           <w:lang w:val="bg-BG"/>
         </w:rPr>
         <w:t>.</w:t>
-      </w:r>
-      <w:commentRangeEnd w:id="0"/>
-      <w:r>
-        <w:rPr>
-          <w:rStyle w:val="CommentReference"/>
-        </w:rPr>
-        <w:commentReference w:id="0"/>
       </w:r>
     </w:p>
     <w:p>
@@ -999,7 +1006,6 @@
         </w:rPr>
         <w:t>.</w:t>
       </w:r>
-      <w:proofErr w:type="spellStart"/>
       <w:r>
         <w:rPr>
           <w:rFonts w:ascii="Consolas" w:hAnsi="Consolas" w:cs="Consolas"/>
@@ -1008,7 +1014,6 @@
         </w:rPr>
         <w:t>css</w:t>
       </w:r>
-      <w:proofErr w:type="spellEnd"/>
       <w:r>
         <w:rPr>
           <w:lang w:val="bg-BG"/>
@@ -1080,7 +1085,7 @@
                     <pic:cNvPicPr/>
                   </pic:nvPicPr>
                   <pic:blipFill>
-                    <a:blip r:embed="rId13" cstate="print">
+                    <a:blip r:embed="rId9" cstate="print">
                       <a:extLst>
                         <a:ext uri="{28A0092B-C50C-407E-A947-70E740481C1C}">
                           <a14:useLocalDpi xmlns:a14="http://schemas.microsoft.com/office/drawing/2010/main" val="0"/>
@@ -1187,7 +1192,7 @@
                     <pic:cNvPicPr/>
                   </pic:nvPicPr>
                   <pic:blipFill>
-                    <a:blip r:embed="rId14" cstate="print">
+                    <a:blip r:embed="rId10" cstate="print">
                       <a:extLst>
                         <a:ext uri="{28A0092B-C50C-407E-A947-70E740481C1C}">
                           <a14:useLocalDpi xmlns:a14="http://schemas.microsoft.com/office/drawing/2010/main" val="0"/>
@@ -1339,7 +1344,7 @@
                     <pic:cNvPicPr/>
                   </pic:nvPicPr>
                   <pic:blipFill>
-                    <a:blip r:embed="rId15" cstate="print">
+                    <a:blip r:embed="rId11" cstate="print">
                       <a:extLst>
                         <a:ext uri="{28A0092B-C50C-407E-A947-70E740481C1C}">
                           <a14:useLocalDpi xmlns:a14="http://schemas.microsoft.com/office/drawing/2010/main" val="0"/>
@@ -1432,7 +1437,7 @@
                     <pic:cNvPicPr/>
                   </pic:nvPicPr>
                   <pic:blipFill>
-                    <a:blip r:embed="rId16" cstate="print">
+                    <a:blip r:embed="rId12" cstate="print">
                       <a:extLst>
                         <a:ext uri="{28A0092B-C50C-407E-A947-70E740481C1C}">
                           <a14:useLocalDpi xmlns:a14="http://schemas.microsoft.com/office/drawing/2010/main" val="0"/>
@@ -1611,7 +1616,7 @@
                     <pic:cNvPicPr/>
                   </pic:nvPicPr>
                   <pic:blipFill>
-                    <a:blip r:embed="rId17" cstate="print">
+                    <a:blip r:embed="rId13" cstate="print">
                       <a:extLst>
                         <a:ext uri="{28A0092B-C50C-407E-A947-70E740481C1C}">
                           <a14:useLocalDpi xmlns:a14="http://schemas.microsoft.com/office/drawing/2010/main" val="0"/>
@@ -1767,7 +1772,7 @@
                     <pic:cNvPicPr/>
                   </pic:nvPicPr>
                   <pic:blipFill>
-                    <a:blip r:embed="rId18">
+                    <a:blip r:embed="rId14">
                       <a:extLst>
                         <a:ext uri="{28A0092B-C50C-407E-A947-70E740481C1C}">
                           <a14:useLocalDpi xmlns:a14="http://schemas.microsoft.com/office/drawing/2010/main" val="0"/>
@@ -1860,7 +1865,7 @@
                     <pic:cNvPicPr/>
                   </pic:nvPicPr>
                   <pic:blipFill>
-                    <a:blip r:embed="rId19" cstate="print">
+                    <a:blip r:embed="rId15" cstate="print">
                       <a:extLst>
                         <a:ext uri="{28A0092B-C50C-407E-A947-70E740481C1C}">
                           <a14:useLocalDpi xmlns:a14="http://schemas.microsoft.com/office/drawing/2010/main" val="0"/>
@@ -1981,7 +1986,7 @@
                     <pic:cNvPicPr/>
                   </pic:nvPicPr>
                   <pic:blipFill>
-                    <a:blip r:embed="rId20" cstate="print">
+                    <a:blip r:embed="rId16" cstate="print">
                       <a:extLst>
                         <a:ext uri="{28A0092B-C50C-407E-A947-70E740481C1C}">
                           <a14:useLocalDpi xmlns:a14="http://schemas.microsoft.com/office/drawing/2010/main" val="0"/>
@@ -2108,7 +2113,7 @@
                     <pic:cNvPicPr/>
                   </pic:nvPicPr>
                   <pic:blipFill>
-                    <a:blip r:embed="rId21" cstate="print">
+                    <a:blip r:embed="rId17" cstate="print">
                       <a:extLst>
                         <a:ext uri="{28A0092B-C50C-407E-A947-70E740481C1C}">
                           <a14:useLocalDpi xmlns:a14="http://schemas.microsoft.com/office/drawing/2010/main" val="0"/>
@@ -2147,7 +2152,7 @@
           <w:lang w:val="bg-BG"/>
         </w:rPr>
         <w:drawing>
-          <wp:inline distT="0" distB="0" distL="0" distR="0" wp14:anchorId="154F40FE" wp14:editId="46C7C090">
+          <wp:inline distT="0" distB="0" distL="0" distR="0" wp14:anchorId="154F40FE" wp14:editId="12932AD3">
             <wp:extent cx="2619632" cy="2254284"/>
             <wp:effectExtent l="0" t="0" r="0" b="0"/>
             <wp:docPr id="1470980346" name="Picture 10"/>
@@ -2162,7 +2167,7 @@
                     <pic:cNvPicPr/>
                   </pic:nvPicPr>
                   <pic:blipFill>
-                    <a:blip r:embed="rId22" cstate="print">
+                    <a:blip r:embed="rId18" cstate="print">
                       <a:extLst>
                         <a:ext uri="{28A0092B-C50C-407E-A947-70E740481C1C}">
                           <a14:useLocalDpi xmlns:a14="http://schemas.microsoft.com/office/drawing/2010/main" val="0"/>
@@ -2190,8 +2195,8 @@
       </w:r>
     </w:p>
     <w:sectPr>
-      <w:headerReference w:type="default" r:id="rId23"/>
-      <w:footerReference w:type="default" r:id="rId24"/>
+      <w:headerReference w:type="default" r:id="rId19"/>
+      <w:footerReference w:type="default" r:id="rId20"/>
       <w:pgSz w:w="11909" w:h="16834" w:code="9"/>
       <w:pgMar w:top="567" w:right="737" w:bottom="680" w:left="737" w:header="567" w:footer="510" w:gutter="0"/>
       <w:cols w:space="720"/>
@@ -2201,50 +2206,8 @@
 </w:document>
 </file>
 
-<file path=word/comments.xml><?xml version="1.0" encoding="utf-8"?>
-<w:comments xmlns:wpc="http://schemas.microsoft.com/office/word/2010/wordprocessingCanvas" xmlns:cx="http://schemas.microsoft.com/office/drawing/2014/chartex" xmlns:cx1="http://schemas.microsoft.com/office/drawing/2015/9/8/chartex" xmlns:cx2="http://schemas.microsoft.com/office/drawing/2015/10/21/chartex" xmlns:cx3="http://schemas.microsoft.com/office/drawing/2016/5/9/chartex" xmlns:cx4="http://schemas.microsoft.com/office/drawing/2016/5/10/chartex" xmlns:cx5="http://schemas.microsoft.com/office/drawing/2016/5/11/chartex" xmlns:cx6="http://schemas.microsoft.com/office/drawing/2016/5/12/chartex" xmlns:cx7="http://schemas.microsoft.com/office/drawing/2016/5/13/chartex" xmlns:cx8="http://schemas.microsoft.com/office/drawing/2016/5/14/chartex" xmlns:mc="http://schemas.openxmlformats.org/markup-compatibility/2006" xmlns:aink="http://schemas.microsoft.com/office/drawing/2016/ink" xmlns:am3d="http://schemas.microsoft.com/office/drawing/2017/model3d" xmlns:o="urn:schemas-microsoft-com:office:office" xmlns:oel="http://schemas.microsoft.com/office/2019/extlst" xmlns:r="http://schemas.openxmlformats.org/officeDocument/2006/relationships" xmlns:m="http://schemas.openxmlformats.org/officeDocument/2006/math" xmlns:v="urn:schemas-microsoft-com:vml" xmlns:wp14="http://schemas.microsoft.com/office/word/2010/wordprocessingDrawing" xmlns:wp="http://schemas.openxmlformats.org/drawingml/2006/wordprocessingDrawing" xmlns:w10="urn:schemas-microsoft-com:office:word" xmlns:w="http://schemas.openxmlformats.org/wordprocessingml/2006/main" xmlns:w14="http://schemas.microsoft.com/office/word/2010/wordml" xmlns:w15="http://schemas.microsoft.com/office/word/2012/wordml" xmlns:w16cex="http://schemas.microsoft.com/office/word/2018/wordml/cex" xmlns:w16cid="http://schemas.microsoft.com/office/word/2016/wordml/cid" xmlns:w16="http://schemas.microsoft.com/office/word/2018/wordml" xmlns:w16du="http://schemas.microsoft.com/office/word/2023/wordml/word16du" xmlns:w16sdtdh="http://schemas.microsoft.com/office/word/2020/wordml/sdtdatahash" xmlns:w16se="http://schemas.microsoft.com/office/word/2015/wordml/symex" xmlns:wpg="http://schemas.microsoft.com/office/word/2010/wordprocessingGroup" xmlns:wpi="http://schemas.microsoft.com/office/word/2010/wordprocessingInk" xmlns:wne="http://schemas.microsoft.com/office/word/2006/wordml" xmlns:wps="http://schemas.microsoft.com/office/word/2010/wordprocessingShape" mc:Ignorable="w14 w15 w16se w16cid w16 w16cex w16sdtdh w16du wp14">
-  <w:comment w:id="0" w:author="Zaraliev" w:date="2026-07-03T10:48:00Z" w:initials="KZ">
-    <w:p>
-      <w:pPr>
-        <w:pStyle w:val="CommentText"/>
-      </w:pPr>
-      <w:r>
-        <w:rPr>
-          <w:rStyle w:val="CommentReference"/>
-        </w:rPr>
-        <w:annotationRef/>
-      </w:r>
-      <w:r>
-        <w:rPr>
-          <w:lang w:val="bg-BG"/>
-        </w:rPr>
-        <w:t>Прегледай дали ресурсните файлове отговарят на твоето условие</w:t>
-      </w:r>
-    </w:p>
-  </w:comment>
-</w:comments>
-</file>
-
-<file path=word/commentsExtended.xml><?xml version="1.0" encoding="utf-8"?>
-<w15:commentsEx xmlns:wpc="http://schemas.microsoft.com/office/word/2010/wordprocessingCanvas" xmlns:cx="http://schemas.microsoft.com/office/drawing/2014/chartex" xmlns:cx1="http://schemas.microsoft.com/office/drawing/2015/9/8/chartex" xmlns:cx2="http://schemas.microsoft.com/office/drawing/2015/10/21/chartex" xmlns:cx3="http://schemas.microsoft.com/office/drawing/2016/5/9/chartex" xmlns:cx4="http://schemas.microsoft.com/office/drawing/2016/5/10/chartex" xmlns:cx5="http://schemas.microsoft.com/office/drawing/2016/5/11/chartex" xmlns:cx6="http://schemas.microsoft.com/office/drawing/2016/5/12/chartex" xmlns:cx7="http://schemas.microsoft.com/office/drawing/2016/5/13/chartex" xmlns:cx8="http://schemas.microsoft.com/office/drawing/2016/5/14/chartex" xmlns:mc="http://schemas.openxmlformats.org/markup-compatibility/2006" xmlns:aink="http://schemas.microsoft.com/office/drawing/2016/ink" xmlns:am3d="http://schemas.microsoft.com/office/drawing/2017/model3d" xmlns:o="urn:schemas-microsoft-com:office:office" xmlns:oel="http://schemas.microsoft.com/office/2019/extlst" xmlns:r="http://schemas.openxmlformats.org/officeDocument/2006/relationships" xmlns:m="http://schemas.openxmlformats.org/officeDocument/2006/math" xmlns:v="urn:schemas-microsoft-com:vml" xmlns:wp14="http://schemas.microsoft.com/office/word/2010/wordprocessingDrawing" xmlns:wp="http://schemas.openxmlformats.org/drawingml/2006/wordprocessingDrawing" xmlns:w10="urn:schemas-microsoft-com:office:word" xmlns:w="http://schemas.openxmlformats.org/wordprocessingml/2006/main" xmlns:w14="http://schemas.microsoft.com/office/word/2010/wordml" xmlns:w15="http://schemas.microsoft.com/office/word/2012/wordml" xmlns:w16cex="http://schemas.microsoft.com/office/word/2018/wordml/cex" xmlns:w16cid="http://schemas.microsoft.com/office/word/2016/wordml/cid" xmlns:w16="http://schemas.microsoft.com/office/word/2018/wordml" xmlns:w16du="http://schemas.microsoft.com/office/word/2023/wordml/word16du" xmlns:w16sdtdh="http://schemas.microsoft.com/office/word/2020/wordml/sdtdatahash" xmlns:w16se="http://schemas.microsoft.com/office/word/2015/wordml/symex" xmlns:wpg="http://schemas.microsoft.com/office/word/2010/wordprocessingGroup" xmlns:wpi="http://schemas.microsoft.com/office/word/2010/wordprocessingInk" xmlns:wne="http://schemas.microsoft.com/office/word/2006/wordml" xmlns:wps="http://schemas.microsoft.com/office/word/2010/wordprocessingShape" mc:Ignorable="w14 w15 w16se w16cid w16 w16cex w16sdtdh w16du wp14">
-  <w15:commentEx w15:paraId="3458655B" w15:done="0"/>
-</w15:commentsEx>
-</file>
-
-<file path=word/commentsExtensible.xml><?xml version="1.0" encoding="utf-8"?>
-<w16cex:commentsExtensible xmlns:wpc="http://schemas.microsoft.com/office/word/2010/wordprocessingCanvas" xmlns:cx="http://schemas.microsoft.com/office/drawing/2014/chartex" xmlns:cx1="http://schemas.microsoft.com/office/drawing/2015/9/8/chartex" xmlns:cx2="http://schemas.microsoft.com/office/drawing/2015/10/21/chartex" xmlns:cx3="http://schemas.microsoft.com/office/drawing/2016/5/9/chartex" xmlns:cx4="http://schemas.microsoft.com/office/drawing/2016/5/10/chartex" xmlns:cx5="http://schemas.microsoft.com/office/drawing/2016/5/11/chartex" xmlns:cx6="http://schemas.microsoft.com/office/drawing/2016/5/12/chartex" xmlns:cx7="http://schemas.microsoft.com/office/drawing/2016/5/13/chartex" xmlns:cx8="http://schemas.microsoft.com/office/drawing/2016/5/14/chartex" xmlns:cr="http://schemas.microsoft.com/office/comments/2020/reactions" xmlns:mc="http://schemas.openxmlformats.org/markup-compatibility/2006" xmlns:aink="http://schemas.microsoft.com/office/drawing/2016/ink" xmlns:am3d="http://schemas.microsoft.com/office/drawing/2017/model3d" xmlns:o="urn:schemas-microsoft-com:office:office" xmlns:oel="http://schemas.microsoft.com/office/2019/extlst" xmlns:r="http://schemas.openxmlformats.org/officeDocument/2006/relationships" xmlns:m="http://schemas.openxmlformats.org/officeDocument/2006/math" xmlns:v="urn:schemas-microsoft-com:vml" xmlns:wp14="http://schemas.microsoft.com/office/word/2010/wordprocessingDrawing" xmlns:wp="http://schemas.openxmlformats.org/drawingml/2006/wordprocessingDrawing" xmlns:w10="urn:schemas-microsoft-com:office:word" xmlns:w="http://schemas.openxmlformats.org/wordprocessingml/2006/main" xmlns:w14="http://schemas.microsoft.com/office/word/2010/wordml" xmlns:w15="http://schemas.microsoft.com/office/word/2012/wordml" xmlns:w16cex="http://schemas.microsoft.com/office/word/2018/wordml/cex" xmlns:w16cid="http://schemas.microsoft.com/office/word/2016/wordml/cid" xmlns:w16="http://schemas.microsoft.com/office/word/2018/wordml" xmlns:w16du="http://schemas.microsoft.com/office/word/2023/wordml/word16du" xmlns:w16sdtdh="http://schemas.microsoft.com/office/word/2020/wordml/sdtdatahash" xmlns:w16se="http://schemas.microsoft.com/office/word/2015/wordml/symex" xmlns:wpg="http://schemas.microsoft.com/office/word/2010/wordprocessingGroup" xmlns:wpi="http://schemas.microsoft.com/office/word/2010/wordprocessingInk" xmlns:wne="http://schemas.microsoft.com/office/word/2006/wordml" xmlns:wps="http://schemas.microsoft.com/office/word/2010/wordprocessingShape" mc:Ignorable="w14 w15 w16se w16cid w16 w16cex w16sdtdh cr w16du wp14">
-  <w16cex:commentExtensible w16cex:durableId="05787B10" w16cex:dateUtc="2026-07-03T07:48:00Z"/>
-</w16cex:commentsExtensible>
-</file>
-
-<file path=word/commentsIds.xml><?xml version="1.0" encoding="utf-8"?>
-<w16cid:commentsIds xmlns:wpc="http://schemas.microsoft.com/office/word/2010/wordprocessingCanvas" xmlns:cx="http://schemas.microsoft.com/office/drawing/2014/chartex" xmlns:cx1="http://schemas.microsoft.com/office/drawing/2015/9/8/chartex" xmlns:cx2="http://schemas.microsoft.com/office/drawing/2015/10/21/chartex" xmlns:cx3="http://schemas.microsoft.com/office/drawing/2016/5/9/chartex" xmlns:cx4="http://schemas.microsoft.com/office/drawing/2016/5/10/chartex" xmlns:cx5="http://schemas.microsoft.com/office/drawing/2016/5/11/chartex" xmlns:cx6="http://schemas.microsoft.com/office/drawing/2016/5/12/chartex" xmlns:cx7="http://schemas.microsoft.com/office/drawing/2016/5/13/chartex" xmlns:cx8="http://schemas.microsoft.com/office/drawing/2016/5/14/chartex" xmlns:mc="http://schemas.openxmlformats.org/markup-compatibility/2006" xmlns:aink="http://schemas.microsoft.com/office/drawing/2016/ink" xmlns:am3d="http://schemas.microsoft.com/office/drawing/2017/model3d" xmlns:o="urn:schemas-microsoft-com:office:office" xmlns:oel="http://schemas.microsoft.com/office/2019/extlst" xmlns:r="http://schemas.openxmlformats.org/officeDocument/2006/relationships" xmlns:m="http://schemas.openxmlformats.org/officeDocument/2006/math" xmlns:v="urn:schemas-microsoft-com:vml" xmlns:wp14="http://schemas.microsoft.com/office/word/2010/wordprocessingDrawing" xmlns:wp="http://schemas.openxmlformats.org/drawingml/2006/wordprocessingDrawing" xmlns:w10="urn:schemas-microsoft-com:office:word" xmlns:w="http://schemas.openxmlformats.org/wordprocessingml/2006/main" xmlns:w14="http://schemas.microsoft.com/office/word/2010/wordml" xmlns:w15="http://schemas.microsoft.com/office/word/2012/wordml" xmlns:w16cex="http://schemas.microsoft.com/office/word/2018/wordml/cex" xmlns:w16cid="http://schemas.microsoft.com/office/word/2016/wordml/cid" xmlns:w16="http://schemas.microsoft.com/office/word/2018/wordml" xmlns:w16du="http://schemas.microsoft.com/office/word/2023/wordml/word16du" xmlns:w16sdtdh="http://schemas.microsoft.com/office/word/2020/wordml/sdtdatahash" xmlns:w16se="http://schemas.microsoft.com/office/word/2015/wordml/symex" xmlns:wpg="http://schemas.microsoft.com/office/word/2010/wordprocessingGroup" xmlns:wpi="http://schemas.microsoft.com/office/word/2010/wordprocessingInk" xmlns:wne="http://schemas.microsoft.com/office/word/2006/wordml" xmlns:wps="http://schemas.microsoft.com/office/word/2010/wordprocessingShape" mc:Ignorable="w14 w15 w16se w16cid w16 w16cex w16sdtdh w16du wp14">
-  <w16cid:commentId w16cid:paraId="3458655B" w16cid:durableId="05787B10"/>
-</w16cid:commentsIds>
-</file>
-
 <file path=word/endnotes.xml><?xml version="1.0" encoding="utf-8"?>
-<w:endnotes xmlns:wpc="http://schemas.microsoft.com/office/word/2010/wordprocessingCanvas" xmlns:cx="http://schemas.microsoft.com/office/drawing/2014/chartex" xmlns:cx1="http://schemas.microsoft.com/office/drawing/2015/9/8/chartex" xmlns:cx2="http://schemas.microsoft.com/office/drawing/2015/10/21/chartex" xmlns:cx3="http://schemas.microsoft.com/office/drawing/2016/5/9/chartex" xmlns:cx4="http://schemas.microsoft.com/office/drawing/2016/5/10/chartex" xmlns:cx5="http://schemas.microsoft.com/office/drawing/2016/5/11/chartex" xmlns:cx6="http://schemas.microsoft.com/office/drawing/2016/5/12/chartex" xmlns:cx7="http://schemas.microsoft.com/office/drawing/2016/5/13/chartex" xmlns:cx8="http://schemas.microsoft.com/office/drawing/2016/5/14/chartex" xmlns:mc="http://schemas.openxmlformats.org/markup-compatibility/2006" xmlns:aink="http://schemas.microsoft.com/office/drawing/2016/ink" xmlns:am3d="http://schemas.microsoft.com/office/drawing/2017/model3d" xmlns:o="urn:schemas-microsoft-com:office:office" xmlns:oel="http://schemas.microsoft.com/office/2019/extlst" xmlns:r="http://schemas.openxmlformats.org/officeDocument/2006/relationships" xmlns:m="http://schemas.openxmlformats.org/officeDocument/2006/math" xmlns:v="urn:schemas-microsoft-com:vml" xmlns:wp14="http://schemas.microsoft.com/office/word/2010/wordprocessingDrawing" xmlns:wp="http://schemas.openxmlformats.org/drawingml/2006/wordprocessingDrawing" xmlns:w10="urn:schemas-microsoft-com:office:word" xmlns:w="http://schemas.openxmlformats.org/wordprocessingml/2006/main" xmlns:w14="http://schemas.microsoft.com/office/word/2010/wordml" xmlns:w15="http://schemas.microsoft.com/office/word/2012/wordml" xmlns:w16cex="http://schemas.microsoft.com/office/word/2018/wordml/cex" xmlns:w16cid="http://schemas.microsoft.com/office/word/2016/wordml/cid" xmlns:w16="http://schemas.microsoft.com/office/word/2018/wordml" xmlns:w16du="http://schemas.microsoft.com/office/word/2023/wordml/word16du" xmlns:w16sdtdh="http://schemas.microsoft.com/office/word/2020/wordml/sdtdatahash" xmlns:w16se="http://schemas.microsoft.com/office/word/2015/wordml/symex" xmlns:wpg="http://schemas.microsoft.com/office/word/2010/wordprocessingGroup" xmlns:wpi="http://schemas.microsoft.com/office/word/2010/wordprocessingInk" xmlns:wne="http://schemas.microsoft.com/office/word/2006/wordml" xmlns:wps="http://schemas.microsoft.com/office/word/2010/wordprocessingShape" mc:Ignorable="w14 w15 w16se w16cid w16 w16cex w16sdtdh w16du wp14">
+<w:endnotes xmlns:wpc="http://schemas.microsoft.com/office/word/2010/wordprocessingCanvas" xmlns:cx="http://schemas.microsoft.com/office/drawing/2014/chartex" xmlns:cx1="http://schemas.microsoft.com/office/drawing/2015/9/8/chartex" xmlns:cx2="http://schemas.microsoft.com/office/drawing/2015/10/21/chartex" xmlns:cx3="http://schemas.microsoft.com/office/drawing/2016/5/9/chartex" xmlns:cx4="http://schemas.microsoft.com/office/drawing/2016/5/10/chartex" xmlns:cx5="http://schemas.microsoft.com/office/drawing/2016/5/11/chartex" xmlns:cx6="http://schemas.microsoft.com/office/drawing/2016/5/12/chartex" xmlns:cx7="http://schemas.microsoft.com/office/drawing/2016/5/13/chartex" xmlns:cx8="http://schemas.microsoft.com/office/drawing/2016/5/14/chartex" xmlns:mc="http://schemas.openxmlformats.org/markup-compatibility/2006" xmlns:aink="http://schemas.microsoft.com/office/drawing/2016/ink" xmlns:am3d="http://schemas.microsoft.com/office/drawing/2017/model3d" xmlns:o="urn:schemas-microsoft-com:office:office" xmlns:oel="http://schemas.microsoft.com/office/2019/extlst" xmlns:r="http://schemas.openxmlformats.org/officeDocument/2006/relationships" xmlns:m="http://schemas.openxmlformats.org/officeDocument/2006/math" xmlns:v="urn:schemas-microsoft-com:vml" xmlns:wp14="http://schemas.microsoft.com/office/word/2010/wordprocessingDrawing" xmlns:wp="http://schemas.openxmlformats.org/drawingml/2006/wordprocessingDrawing" xmlns:w10="urn:schemas-microsoft-com:office:word" xmlns:w="http://schemas.openxmlformats.org/wordprocessingml/2006/main" xmlns:w14="http://schemas.microsoft.com/office/word/2010/wordml" xmlns:w15="http://schemas.microsoft.com/office/word/2012/wordml" xmlns:w16cex="http://schemas.microsoft.com/office/word/2018/wordml/cex" xmlns:w16cid="http://schemas.microsoft.com/office/word/2016/wordml/cid" xmlns:w16="http://schemas.microsoft.com/office/word/2018/wordml" xmlns:w16sdtdh="http://schemas.microsoft.com/office/word/2020/wordml/sdtdatahash" xmlns:w16se="http://schemas.microsoft.com/office/word/2015/wordml/symex" xmlns:wpg="http://schemas.microsoft.com/office/word/2010/wordprocessingGroup" xmlns:wpi="http://schemas.microsoft.com/office/word/2010/wordprocessingInk" xmlns:wne="http://schemas.microsoft.com/office/word/2006/wordml" xmlns:wps="http://schemas.microsoft.com/office/word/2010/wordprocessingShape" mc:Ignorable="w14 w15 w16se w16cid w16 w16cex w16sdtdh wp14">
   <w:endnote w:type="separator" w:id="-1">
     <w:p>
       <w:pPr>
@@ -2269,7 +2232,7 @@
 </file>
 
 <file path=word/footer1.xml><?xml version="1.0" encoding="utf-8"?>
-<w:ftr xmlns:wpc="http://schemas.microsoft.com/office/word/2010/wordprocessingCanvas" xmlns:cx="http://schemas.microsoft.com/office/drawing/2014/chartex" xmlns:cx1="http://schemas.microsoft.com/office/drawing/2015/9/8/chartex" xmlns:cx2="http://schemas.microsoft.com/office/drawing/2015/10/21/chartex" xmlns:cx3="http://schemas.microsoft.com/office/drawing/2016/5/9/chartex" xmlns:cx4="http://schemas.microsoft.com/office/drawing/2016/5/10/chartex" xmlns:cx5="http://schemas.microsoft.com/office/drawing/2016/5/11/chartex" xmlns:cx6="http://schemas.microsoft.com/office/drawing/2016/5/12/chartex" xmlns:cx7="http://schemas.microsoft.com/office/drawing/2016/5/13/chartex" xmlns:cx8="http://schemas.microsoft.com/office/drawing/2016/5/14/chartex" xmlns:mc="http://schemas.openxmlformats.org/markup-compatibility/2006" xmlns:aink="http://schemas.microsoft.com/office/drawing/2016/ink" xmlns:am3d="http://schemas.microsoft.com/office/drawing/2017/model3d" xmlns:o="urn:schemas-microsoft-com:office:office" xmlns:oel="http://schemas.microsoft.com/office/2019/extlst" xmlns:r="http://schemas.openxmlformats.org/officeDocument/2006/relationships" xmlns:m="http://schemas.openxmlformats.org/officeDocument/2006/math" xmlns:v="urn:schemas-microsoft-com:vml" xmlns:wp14="http://schemas.microsoft.com/office/word/2010/wordprocessingDrawing" xmlns:wp="http://schemas.openxmlformats.org/drawingml/2006/wordprocessingDrawing" xmlns:w10="urn:schemas-microsoft-com:office:word" xmlns:w="http://schemas.openxmlformats.org/wordprocessingml/2006/main" xmlns:w14="http://schemas.microsoft.com/office/word/2010/wordml" xmlns:w15="http://schemas.microsoft.com/office/word/2012/wordml" xmlns:w16cex="http://schemas.microsoft.com/office/word/2018/wordml/cex" xmlns:w16cid="http://schemas.microsoft.com/office/word/2016/wordml/cid" xmlns:w16="http://schemas.microsoft.com/office/word/2018/wordml" xmlns:w16du="http://schemas.microsoft.com/office/word/2023/wordml/word16du" xmlns:w16sdtdh="http://schemas.microsoft.com/office/word/2020/wordml/sdtdatahash" xmlns:w16se="http://schemas.microsoft.com/office/word/2015/wordml/symex" xmlns:wpg="http://schemas.microsoft.com/office/word/2010/wordprocessingGroup" xmlns:wpi="http://schemas.microsoft.com/office/word/2010/wordprocessingInk" xmlns:wne="http://schemas.microsoft.com/office/word/2006/wordml" xmlns:wps="http://schemas.microsoft.com/office/word/2010/wordprocessingShape" mc:Ignorable="w14 w15 w16se w16cid w16 w16cex w16sdtdh w16du wp14">
+<w:ftr xmlns:wpc="http://schemas.microsoft.com/office/word/2010/wordprocessingCanvas" xmlns:cx="http://schemas.microsoft.com/office/drawing/2014/chartex" xmlns:cx1="http://schemas.microsoft.com/office/drawing/2015/9/8/chartex" xmlns:cx2="http://schemas.microsoft.com/office/drawing/2015/10/21/chartex" xmlns:cx3="http://schemas.microsoft.com/office/drawing/2016/5/9/chartex" xmlns:cx4="http://schemas.microsoft.com/office/drawing/2016/5/10/chartex" xmlns:cx5="http://schemas.microsoft.com/office/drawing/2016/5/11/chartex" xmlns:cx6="http://schemas.microsoft.com/office/drawing/2016/5/12/chartex" xmlns:cx7="http://schemas.microsoft.com/office/drawing/2016/5/13/chartex" xmlns:cx8="http://schemas.microsoft.com/office/drawing/2016/5/14/chartex" xmlns:mc="http://schemas.openxmlformats.org/markup-compatibility/2006" xmlns:aink="http://schemas.microsoft.com/office/drawing/2016/ink" xmlns:am3d="http://schemas.microsoft.com/office/drawing/2017/model3d" xmlns:o="urn:schemas-microsoft-com:office:office" xmlns:oel="http://schemas.microsoft.com/office/2019/extlst" xmlns:r="http://schemas.openxmlformats.org/officeDocument/2006/relationships" xmlns:m="http://schemas.openxmlformats.org/officeDocument/2006/math" xmlns:v="urn:schemas-microsoft-com:vml" xmlns:wp14="http://schemas.microsoft.com/office/word/2010/wordprocessingDrawing" xmlns:wp="http://schemas.openxmlformats.org/drawingml/2006/wordprocessingDrawing" xmlns:w10="urn:schemas-microsoft-com:office:word" xmlns:w="http://schemas.openxmlformats.org/wordprocessingml/2006/main" xmlns:w14="http://schemas.microsoft.com/office/word/2010/wordml" xmlns:w15="http://schemas.microsoft.com/office/word/2012/wordml" xmlns:w16cex="http://schemas.microsoft.com/office/word/2018/wordml/cex" xmlns:w16cid="http://schemas.microsoft.com/office/word/2016/wordml/cid" xmlns:w16="http://schemas.microsoft.com/office/word/2018/wordml" xmlns:w16sdtdh="http://schemas.microsoft.com/office/word/2020/wordml/sdtdatahash" xmlns:w16se="http://schemas.microsoft.com/office/word/2015/wordml/symex" xmlns:wpg="http://schemas.microsoft.com/office/word/2010/wordprocessingGroup" xmlns:wpi="http://schemas.microsoft.com/office/word/2010/wordprocessingInk" xmlns:wne="http://schemas.microsoft.com/office/word/2006/wordml" xmlns:wps="http://schemas.microsoft.com/office/word/2010/wordprocessingShape" mc:Ignorable="w14 w15 w16se w16cid w16 w16cex w16sdtdh wp14">
   <w:p>
     <w:pPr>
       <w:pStyle w:val="Footer"/>
@@ -2611,7 +2574,7 @@
             </wp:anchor>
           </w:drawing>
         </mc:Choice>
-        <mc:Fallback>
+        <mc:Fallback xmlns:w16du="http://schemas.microsoft.com/office/word/2023/wordml/word16du">
           <w:pict>
             <v:shapetype w14:anchorId="7ACB1FAE" id="_x0000_t202" coordsize="21600,21600" o:spt="202" path="m,l,21600r21600,l21600,xe">
               <v:stroke joinstyle="miter"/>
@@ -3034,7 +2997,7 @@
             </wp:anchor>
           </w:drawing>
         </mc:Choice>
-        <mc:Fallback>
+        <mc:Fallback xmlns:w16du="http://schemas.microsoft.com/office/word/2023/wordml/word16du">
           <w:pict>
             <v:line w14:anchorId="23DA4A24" id="Straight Connector 19" o:spid="_x0000_s1026" style="position:absolute;flip:y;z-index:251659264;visibility:visible;mso-wrap-style:square;mso-width-percent:0;mso-height-percent:0;mso-wrap-distance-left:9pt;mso-wrap-distance-top:0;mso-wrap-distance-right:9pt;mso-wrap-distance-bottom:0;mso-position-horizontal:absolute;mso-position-horizontal-relative:text;mso-position-vertical:absolute;mso-position-vertical-relative:text;mso-width-percent:0;mso-height-percent:0;mso-width-relative:page;mso-height-relative:page" from="-.1pt,5.2pt" to="520.7pt,5.2pt" o:gfxdata="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" strokecolor="#974706 [1609]" strokeweight="1pt">
               <v:stroke endcap="round"/>
@@ -3257,7 +3220,7 @@
             </wp:anchor>
           </w:drawing>
         </mc:Choice>
-        <mc:Fallback>
+        <mc:Fallback xmlns:w16du="http://schemas.microsoft.com/office/word/2023/wordml/word16du">
           <w:pict>
             <v:shape w14:anchorId="0D7D8A2E" id="Text Box 4" o:spid="_x0000_s1027" type="#_x0000_t202" style="position:absolute;margin-left:444.65pt;margin-top:8.35pt;width:70.9pt;height:15.9pt;z-index:251661312;visibility:visible;mso-wrap-style:square;mso-width-percent:0;mso-height-percent:0;mso-wrap-distance-left:9pt;mso-wrap-distance-top:0;mso-wrap-distance-right:9pt;mso-wrap-distance-bottom:0;mso-position-horizontal:absolute;mso-position-horizontal-relative:text;mso-position-vertical:absolute;mso-position-vertical-relative:text;mso-width-percent:0;mso-height-percent:0;mso-width-relative:page;mso-height-relative:page;v-text-anchor:middle" o:gfxdata="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" filled="f" stroked="f" strokeweight=".5pt">
               <v:textbox inset="0,0,0,0">
@@ -3409,7 +3372,7 @@
 </file>
 
 <file path=word/footnotes.xml><?xml version="1.0" encoding="utf-8"?>
-<w:footnotes xmlns:wpc="http://schemas.microsoft.com/office/word/2010/wordprocessingCanvas" xmlns:cx="http://schemas.microsoft.com/office/drawing/2014/chartex" xmlns:cx1="http://schemas.microsoft.com/office/drawing/2015/9/8/chartex" xmlns:cx2="http://schemas.microsoft.com/office/drawing/2015/10/21/chartex" xmlns:cx3="http://schemas.microsoft.com/office/drawing/2016/5/9/chartex" xmlns:cx4="http://schemas.microsoft.com/office/drawing/2016/5/10/chartex" xmlns:cx5="http://schemas.microsoft.com/office/drawing/2016/5/11/chartex" xmlns:cx6="http://schemas.microsoft.com/office/drawing/2016/5/12/chartex" xmlns:cx7="http://schemas.microsoft.com/office/drawing/2016/5/13/chartex" xmlns:cx8="http://schemas.microsoft.com/office/drawing/2016/5/14/chartex" xmlns:mc="http://schemas.openxmlformats.org/markup-compatibility/2006" xmlns:aink="http://schemas.microsoft.com/office/drawing/2016/ink" xmlns:am3d="http://schemas.microsoft.com/office/drawing/2017/model3d" xmlns:o="urn:schemas-microsoft-com:office:office" xmlns:oel="http://schemas.microsoft.com/office/2019/extlst" xmlns:r="http://schemas.openxmlformats.org/officeDocument/2006/relationships" xmlns:m="http://schemas.openxmlformats.org/officeDocument/2006/math" xmlns:v="urn:schemas-microsoft-com:vml" xmlns:wp14="http://schemas.microsoft.com/office/word/2010/wordprocessingDrawing" xmlns:wp="http://schemas.openxmlformats.org/drawingml/2006/wordprocessingDrawing" xmlns:w10="urn:schemas-microsoft-com:office:word" xmlns:w="http://schemas.openxmlformats.org/wordprocessingml/2006/main" xmlns:w14="http://schemas.microsoft.com/office/word/2010/wordml" xmlns:w15="http://schemas.microsoft.com/office/word/2012/wordml" xmlns:w16cex="http://schemas.microsoft.com/office/word/2018/wordml/cex" xmlns:w16cid="http://schemas.microsoft.com/office/word/2016/wordml/cid" xmlns:w16="http://schemas.microsoft.com/office/word/2018/wordml" xmlns:w16du="http://schemas.microsoft.com/office/word/2023/wordml/word16du" xmlns:w16sdtdh="http://schemas.microsoft.com/office/word/2020/wordml/sdtdatahash" xmlns:w16se="http://schemas.microsoft.com/office/word/2015/wordml/symex" xmlns:wpg="http://schemas.microsoft.com/office/word/2010/wordprocessingGroup" xmlns:wpi="http://schemas.microsoft.com/office/word/2010/wordprocessingInk" xmlns:wne="http://schemas.microsoft.com/office/word/2006/wordml" xmlns:wps="http://schemas.microsoft.com/office/word/2010/wordprocessingShape" mc:Ignorable="w14 w15 w16se w16cid w16 w16cex w16sdtdh w16du wp14">
+<w:footnotes xmlns:wpc="http://schemas.microsoft.com/office/word/2010/wordprocessingCanvas" xmlns:cx="http://schemas.microsoft.com/office/drawing/2014/chartex" xmlns:cx1="http://schemas.microsoft.com/office/drawing/2015/9/8/chartex" xmlns:cx2="http://schemas.microsoft.com/office/drawing/2015/10/21/chartex" xmlns:cx3="http://schemas.microsoft.com/office/drawing/2016/5/9/chartex" xmlns:cx4="http://schemas.microsoft.com/office/drawing/2016/5/10/chartex" xmlns:cx5="http://schemas.microsoft.com/office/drawing/2016/5/11/chartex" xmlns:cx6="http://schemas.microsoft.com/office/drawing/2016/5/12/chartex" xmlns:cx7="http://schemas.microsoft.com/office/drawing/2016/5/13/chartex" xmlns:cx8="http://schemas.microsoft.com/office/drawing/2016/5/14/chartex" xmlns:mc="http://schemas.openxmlformats.org/markup-compatibility/2006" xmlns:aink="http://schemas.microsoft.com/office/drawing/2016/ink" xmlns:am3d="http://schemas.microsoft.com/office/drawing/2017/model3d" xmlns:o="urn:schemas-microsoft-com:office:office" xmlns:oel="http://schemas.microsoft.com/office/2019/extlst" xmlns:r="http://schemas.openxmlformats.org/officeDocument/2006/relationships" xmlns:m="http://schemas.openxmlformats.org/officeDocument/2006/math" xmlns:v="urn:schemas-microsoft-com:vml" xmlns:wp14="http://schemas.microsoft.com/office/word/2010/wordprocessingDrawing" xmlns:wp="http://schemas.openxmlformats.org/drawingml/2006/wordprocessingDrawing" xmlns:w10="urn:schemas-microsoft-com:office:word" xmlns:w="http://schemas.openxmlformats.org/wordprocessingml/2006/main" xmlns:w14="http://schemas.microsoft.com/office/word/2010/wordml" xmlns:w15="http://schemas.microsoft.com/office/word/2012/wordml" xmlns:w16cex="http://schemas.microsoft.com/office/word/2018/wordml/cex" xmlns:w16cid="http://schemas.microsoft.com/office/word/2016/wordml/cid" xmlns:w16="http://schemas.microsoft.com/office/word/2018/wordml" xmlns:w16sdtdh="http://schemas.microsoft.com/office/word/2020/wordml/sdtdatahash" xmlns:w16se="http://schemas.microsoft.com/office/word/2015/wordml/symex" xmlns:wpg="http://schemas.microsoft.com/office/word/2010/wordprocessingGroup" xmlns:wpi="http://schemas.microsoft.com/office/word/2010/wordprocessingInk" xmlns:wne="http://schemas.microsoft.com/office/word/2006/wordml" xmlns:wps="http://schemas.microsoft.com/office/word/2010/wordprocessingShape" mc:Ignorable="w14 w15 w16se w16cid w16 w16cex w16sdtdh wp14">
   <w:footnote w:type="separator" w:id="-1">
     <w:p>
       <w:pPr>
@@ -3434,7 +3397,7 @@
 </file>
 
 <file path=word/header1.xml><?xml version="1.0" encoding="utf-8"?>
-<w:hdr xmlns:wpc="http://schemas.microsoft.com/office/word/2010/wordprocessingCanvas" xmlns:cx="http://schemas.microsoft.com/office/drawing/2014/chartex" xmlns:cx1="http://schemas.microsoft.com/office/drawing/2015/9/8/chartex" xmlns:cx2="http://schemas.microsoft.com/office/drawing/2015/10/21/chartex" xmlns:cx3="http://schemas.microsoft.com/office/drawing/2016/5/9/chartex" xmlns:cx4="http://schemas.microsoft.com/office/drawing/2016/5/10/chartex" xmlns:cx5="http://schemas.microsoft.com/office/drawing/2016/5/11/chartex" xmlns:cx6="http://schemas.microsoft.com/office/drawing/2016/5/12/chartex" xmlns:cx7="http://schemas.microsoft.com/office/drawing/2016/5/13/chartex" xmlns:cx8="http://schemas.microsoft.com/office/drawing/2016/5/14/chartex" xmlns:mc="http://schemas.openxmlformats.org/markup-compatibility/2006" xmlns:aink="http://schemas.microsoft.com/office/drawing/2016/ink" xmlns:am3d="http://schemas.microsoft.com/office/drawing/2017/model3d" xmlns:o="urn:schemas-microsoft-com:office:office" xmlns:oel="http://schemas.microsoft.com/office/2019/extlst" xmlns:r="http://schemas.openxmlformats.org/officeDocument/2006/relationships" xmlns:m="http://schemas.openxmlformats.org/officeDocument/2006/math" xmlns:v="urn:schemas-microsoft-com:vml" xmlns:wp14="http://schemas.microsoft.com/office/word/2010/wordprocessingDrawing" xmlns:wp="http://schemas.openxmlformats.org/drawingml/2006/wordprocessingDrawing" xmlns:w10="urn:schemas-microsoft-com:office:word" xmlns:w="http://schemas.openxmlformats.org/wordprocessingml/2006/main" xmlns:w14="http://schemas.microsoft.com/office/word/2010/wordml" xmlns:w15="http://schemas.microsoft.com/office/word/2012/wordml" xmlns:w16cex="http://schemas.microsoft.com/office/word/2018/wordml/cex" xmlns:w16cid="http://schemas.microsoft.com/office/word/2016/wordml/cid" xmlns:w16="http://schemas.microsoft.com/office/word/2018/wordml" xmlns:w16du="http://schemas.microsoft.com/office/word/2023/wordml/word16du" xmlns:w16sdtdh="http://schemas.microsoft.com/office/word/2020/wordml/sdtdatahash" xmlns:w16se="http://schemas.microsoft.com/office/word/2015/wordml/symex" xmlns:wpg="http://schemas.microsoft.com/office/word/2010/wordprocessingGroup" xmlns:wpi="http://schemas.microsoft.com/office/word/2010/wordprocessingInk" xmlns:wne="http://schemas.microsoft.com/office/word/2006/wordml" xmlns:wps="http://schemas.microsoft.com/office/word/2010/wordprocessingShape" mc:Ignorable="w14 w15 w16se w16cid w16 w16cex w16sdtdh w16du wp14">
+<w:hdr xmlns:wpc="http://schemas.microsoft.com/office/word/2010/wordprocessingCanvas" xmlns:cx="http://schemas.microsoft.com/office/drawing/2014/chartex" xmlns:cx1="http://schemas.microsoft.com/office/drawing/2015/9/8/chartex" xmlns:cx2="http://schemas.microsoft.com/office/drawing/2015/10/21/chartex" xmlns:cx3="http://schemas.microsoft.com/office/drawing/2016/5/9/chartex" xmlns:cx4="http://schemas.microsoft.com/office/drawing/2016/5/10/chartex" xmlns:cx5="http://schemas.microsoft.com/office/drawing/2016/5/11/chartex" xmlns:cx6="http://schemas.microsoft.com/office/drawing/2016/5/12/chartex" xmlns:cx7="http://schemas.microsoft.com/office/drawing/2016/5/13/chartex" xmlns:cx8="http://schemas.microsoft.com/office/drawing/2016/5/14/chartex" xmlns:mc="http://schemas.openxmlformats.org/markup-compatibility/2006" xmlns:aink="http://schemas.microsoft.com/office/drawing/2016/ink" xmlns:am3d="http://schemas.microsoft.com/office/drawing/2017/model3d" xmlns:o="urn:schemas-microsoft-com:office:office" xmlns:oel="http://schemas.microsoft.com/office/2019/extlst" xmlns:r="http://schemas.openxmlformats.org/officeDocument/2006/relationships" xmlns:m="http://schemas.openxmlformats.org/officeDocument/2006/math" xmlns:v="urn:schemas-microsoft-com:vml" xmlns:wp14="http://schemas.microsoft.com/office/word/2010/wordprocessingDrawing" xmlns:wp="http://schemas.openxmlformats.org/drawingml/2006/wordprocessingDrawing" xmlns:w10="urn:schemas-microsoft-com:office:word" xmlns:w="http://schemas.openxmlformats.org/wordprocessingml/2006/main" xmlns:w14="http://schemas.microsoft.com/office/word/2010/wordml" xmlns:w15="http://schemas.microsoft.com/office/word/2012/wordml" xmlns:w16cex="http://schemas.microsoft.com/office/word/2018/wordml/cex" xmlns:w16cid="http://schemas.microsoft.com/office/word/2016/wordml/cid" xmlns:w16="http://schemas.microsoft.com/office/word/2018/wordml" xmlns:w16sdtdh="http://schemas.microsoft.com/office/word/2020/wordml/sdtdatahash" xmlns:w16se="http://schemas.microsoft.com/office/word/2015/wordml/symex" xmlns:wpg="http://schemas.microsoft.com/office/word/2010/wordprocessingGroup" xmlns:wpi="http://schemas.microsoft.com/office/word/2010/wordprocessingInk" xmlns:wne="http://schemas.microsoft.com/office/word/2006/wordml" xmlns:wps="http://schemas.microsoft.com/office/word/2010/wordprocessingShape" mc:Ignorable="w14 w15 w16se w16cid w16 w16cex w16sdtdh wp14">
   <w:p>
     <w:pPr>
       <w:pStyle w:val="Header"/>
@@ -3445,7 +3408,7 @@
 </file>
 
 <file path=word/numbering.xml><?xml version="1.0" encoding="utf-8"?>
-<w:numbering xmlns:wpc="http://schemas.microsoft.com/office/word/2010/wordprocessingCanvas" xmlns:cx="http://schemas.microsoft.com/office/drawing/2014/chartex" xmlns:cx1="http://schemas.microsoft.com/office/drawing/2015/9/8/chartex" xmlns:cx2="http://schemas.microsoft.com/office/drawing/2015/10/21/chartex" xmlns:cx3="http://schemas.microsoft.com/office/drawing/2016/5/9/chartex" xmlns:cx4="http://schemas.microsoft.com/office/drawing/2016/5/10/chartex" xmlns:cx5="http://schemas.microsoft.com/office/drawing/2016/5/11/chartex" xmlns:cx6="http://schemas.microsoft.com/office/drawing/2016/5/12/chartex" xmlns:cx7="http://schemas.microsoft.com/office/drawing/2016/5/13/chartex" xmlns:cx8="http://schemas.microsoft.com/office/drawing/2016/5/14/chartex" xmlns:mc="http://schemas.openxmlformats.org/markup-compatibility/2006" xmlns:aink="http://schemas.microsoft.com/office/drawing/2016/ink" xmlns:am3d="http://schemas.microsoft.com/office/drawing/2017/model3d" xmlns:o="urn:schemas-microsoft-com:office:office" xmlns:oel="http://schemas.microsoft.com/office/2019/extlst" xmlns:r="http://schemas.openxmlformats.org/officeDocument/2006/relationships" xmlns:m="http://schemas.openxmlformats.org/officeDocument/2006/math" xmlns:v="urn:schemas-microsoft-com:vml" xmlns:wp14="http://schemas.microsoft.com/office/word/2010/wordprocessingDrawing" xmlns:wp="http://schemas.openxmlformats.org/drawingml/2006/wordprocessingDrawing" xmlns:w10="urn:schemas-microsoft-com:office:word" xmlns:w="http://schemas.openxmlformats.org/wordprocessingml/2006/main" xmlns:w14="http://schemas.microsoft.com/office/word/2010/wordml" xmlns:w15="http://schemas.microsoft.com/office/word/2012/wordml" xmlns:w16cex="http://schemas.microsoft.com/office/word/2018/wordml/cex" xmlns:w16cid="http://schemas.microsoft.com/office/word/2016/wordml/cid" xmlns:w16="http://schemas.microsoft.com/office/word/2018/wordml" xmlns:w16du="http://schemas.microsoft.com/office/word/2023/wordml/word16du" xmlns:w16sdtdh="http://schemas.microsoft.com/office/word/2020/wordml/sdtdatahash" xmlns:w16se="http://schemas.microsoft.com/office/word/2015/wordml/symex" xmlns:wpg="http://schemas.microsoft.com/office/word/2010/wordprocessingGroup" xmlns:wpi="http://schemas.microsoft.com/office/word/2010/wordprocessingInk" xmlns:wne="http://schemas.microsoft.com/office/word/2006/wordml" xmlns:wps="http://schemas.microsoft.com/office/word/2010/wordprocessingShape" mc:Ignorable="w14 w15 w16se w16cid w16 w16cex w16sdtdh w16du wp14">
+<w:numbering xmlns:wpc="http://schemas.microsoft.com/office/word/2010/wordprocessingCanvas" xmlns:cx="http://schemas.microsoft.com/office/drawing/2014/chartex" xmlns:cx1="http://schemas.microsoft.com/office/drawing/2015/9/8/chartex" xmlns:cx2="http://schemas.microsoft.com/office/drawing/2015/10/21/chartex" xmlns:cx3="http://schemas.microsoft.com/office/drawing/2016/5/9/chartex" xmlns:cx4="http://schemas.microsoft.com/office/drawing/2016/5/10/chartex" xmlns:cx5="http://schemas.microsoft.com/office/drawing/2016/5/11/chartex" xmlns:cx6="http://schemas.microsoft.com/office/drawing/2016/5/12/chartex" xmlns:cx7="http://schemas.microsoft.com/office/drawing/2016/5/13/chartex" xmlns:cx8="http://schemas.microsoft.com/office/drawing/2016/5/14/chartex" xmlns:mc="http://schemas.openxmlformats.org/markup-compatibility/2006" xmlns:aink="http://schemas.microsoft.com/office/drawing/2016/ink" xmlns:am3d="http://schemas.microsoft.com/office/drawing/2017/model3d" xmlns:o="urn:schemas-microsoft-com:office:office" xmlns:oel="http://schemas.microsoft.com/office/2019/extlst" xmlns:r="http://schemas.openxmlformats.org/officeDocument/2006/relationships" xmlns:m="http://schemas.openxmlformats.org/officeDocument/2006/math" xmlns:v="urn:schemas-microsoft-com:vml" xmlns:wp14="http://schemas.microsoft.com/office/word/2010/wordprocessingDrawing" xmlns:wp="http://schemas.openxmlformats.org/drawingml/2006/wordprocessingDrawing" xmlns:w10="urn:schemas-microsoft-com:office:word" xmlns:w="http://schemas.openxmlformats.org/wordprocessingml/2006/main" xmlns:w14="http://schemas.microsoft.com/office/word/2010/wordml" xmlns:w15="http://schemas.microsoft.com/office/word/2012/wordml" xmlns:w16cex="http://schemas.microsoft.com/office/word/2018/wordml/cex" xmlns:w16cid="http://schemas.microsoft.com/office/word/2016/wordml/cid" xmlns:w16="http://schemas.microsoft.com/office/word/2018/wordml" xmlns:w16sdtdh="http://schemas.microsoft.com/office/word/2020/wordml/sdtdatahash" xmlns:w16se="http://schemas.microsoft.com/office/word/2015/wordml/symex" xmlns:wpg="http://schemas.microsoft.com/office/word/2010/wordprocessingGroup" xmlns:wpi="http://schemas.microsoft.com/office/word/2010/wordprocessingInk" xmlns:wne="http://schemas.microsoft.com/office/word/2006/wordml" xmlns:wps="http://schemas.microsoft.com/office/word/2010/wordprocessingShape" mc:Ignorable="w14 w15 w16se w16cid w16 w16cex w16sdtdh wp14">
   <w:abstractNum w:abstractNumId="0" w15:restartNumberingAfterBreak="0">
     <w:nsid w:val="13A00DEC"/>
     <w:multiLevelType w:val="hybridMultilevel"/>
@@ -3908,16 +3871,8 @@
 </w:numbering>
 </file>
 
-<file path=word/people.xml><?xml version="1.0" encoding="utf-8"?>
-<w15:people xmlns:wpc="http://schemas.microsoft.com/office/word/2010/wordprocessingCanvas" xmlns:cx="http://schemas.microsoft.com/office/drawing/2014/chartex" xmlns:cx1="http://schemas.microsoft.com/office/drawing/2015/9/8/chartex" xmlns:cx2="http://schemas.microsoft.com/office/drawing/2015/10/21/chartex" xmlns:cx3="http://schemas.microsoft.com/office/drawing/2016/5/9/chartex" xmlns:cx4="http://schemas.microsoft.com/office/drawing/2016/5/10/chartex" xmlns:cx5="http://schemas.microsoft.com/office/drawing/2016/5/11/chartex" xmlns:cx6="http://schemas.microsoft.com/office/drawing/2016/5/12/chartex" xmlns:cx7="http://schemas.microsoft.com/office/drawing/2016/5/13/chartex" xmlns:cx8="http://schemas.microsoft.com/office/drawing/2016/5/14/chartex" xmlns:mc="http://schemas.openxmlformats.org/markup-compatibility/2006" xmlns:aink="http://schemas.microsoft.com/office/drawing/2016/ink" xmlns:am3d="http://schemas.microsoft.com/office/drawing/2017/model3d" xmlns:o="urn:schemas-microsoft-com:office:office" xmlns:oel="http://schemas.microsoft.com/office/2019/extlst" xmlns:r="http://schemas.openxmlformats.org/officeDocument/2006/relationships" xmlns:m="http://schemas.openxmlformats.org/officeDocument/2006/math" xmlns:v="urn:schemas-microsoft-com:vml" xmlns:wp14="http://schemas.microsoft.com/office/word/2010/wordprocessingDrawing" xmlns:wp="http://schemas.openxmlformats.org/drawingml/2006/wordprocessingDrawing" xmlns:w10="urn:schemas-microsoft-com:office:word" xmlns:w="http://schemas.openxmlformats.org/wordprocessingml/2006/main" xmlns:w14="http://schemas.microsoft.com/office/word/2010/wordml" xmlns:w15="http://schemas.microsoft.com/office/word/2012/wordml" xmlns:w16cex="http://schemas.microsoft.com/office/word/2018/wordml/cex" xmlns:w16cid="http://schemas.microsoft.com/office/word/2016/wordml/cid" xmlns:w16="http://schemas.microsoft.com/office/word/2018/wordml" xmlns:w16du="http://schemas.microsoft.com/office/word/2023/wordml/word16du" xmlns:w16sdtdh="http://schemas.microsoft.com/office/word/2020/wordml/sdtdatahash" xmlns:w16se="http://schemas.microsoft.com/office/word/2015/wordml/symex" xmlns:wpg="http://schemas.microsoft.com/office/word/2010/wordprocessingGroup" xmlns:wpi="http://schemas.microsoft.com/office/word/2010/wordprocessingInk" xmlns:wne="http://schemas.microsoft.com/office/word/2006/wordml" xmlns:wps="http://schemas.microsoft.com/office/word/2010/wordprocessingShape" mc:Ignorable="w14 w15 w16se w16cid w16 w16cex w16sdtdh w16du wp14">
-  <w15:person w15:author="Zaraliev">
-    <w15:presenceInfo w15:providerId="AD" w15:userId="S::Zaraliev@students.softuni.bg::e1c6524a-140e-4108-9ad5-216363431969"/>
-  </w15:person>
-</w15:people>
-</file>
-
 <file path=word/styles.xml><?xml version="1.0" encoding="utf-8"?>
-<w:styles xmlns:mc="http://schemas.openxmlformats.org/markup-compatibility/2006" xmlns:r="http://schemas.openxmlformats.org/officeDocument/2006/relationships" xmlns:w="http://schemas.openxmlformats.org/wordprocessingml/2006/main" xmlns:w14="http://schemas.microsoft.com/office/word/2010/wordml" xmlns:w15="http://schemas.microsoft.com/office/word/2012/wordml" xmlns:w16cex="http://schemas.microsoft.com/office/word/2018/wordml/cex" xmlns:w16cid="http://schemas.microsoft.com/office/word/2016/wordml/cid" xmlns:w16="http://schemas.microsoft.com/office/word/2018/wordml" xmlns:w16du="http://schemas.microsoft.com/office/word/2023/wordml/word16du" xmlns:w16sdtdh="http://schemas.microsoft.com/office/word/2020/wordml/sdtdatahash" xmlns:w16se="http://schemas.microsoft.com/office/word/2015/wordml/symex" mc:Ignorable="w14 w15 w16se w16cid w16 w16cex w16sdtdh w16du">
+<w:styles xmlns:mc="http://schemas.openxmlformats.org/markup-compatibility/2006" xmlns:r="http://schemas.openxmlformats.org/officeDocument/2006/relationships" xmlns:w="http://schemas.openxmlformats.org/wordprocessingml/2006/main" xmlns:w14="http://schemas.microsoft.com/office/word/2010/wordml" xmlns:w15="http://schemas.microsoft.com/office/word/2012/wordml" xmlns:w16cex="http://schemas.microsoft.com/office/word/2018/wordml/cex" xmlns:w16cid="http://schemas.microsoft.com/office/word/2016/wordml/cid" xmlns:w16="http://schemas.microsoft.com/office/word/2018/wordml" xmlns:w16sdtdh="http://schemas.microsoft.com/office/word/2020/wordml/sdtdatahash" xmlns:w16se="http://schemas.microsoft.com/office/word/2015/wordml/symex" mc:Ignorable="w14 w15 w16se w16cid w16 w16cex w16sdtdh">
   <w:docDefaults>
     <w:rPrDefault>
       <w:rPr>

--- a/Courses/Software-Sciences/IT-Module-3-Web-Design/13-Styling-Web-Pages-with-CSS/13-Styling-Web-Pages-with-CSS-Exercises.docx
+++ b/Courses/Software-Sciences/IT-Module-3-Web-Design/13-Styling-Web-Pages-with-CSS/13-Styling-Web-Pages-with-CSS-Exercises.docx
@@ -95,9 +95,9 @@
           <w:noProof/>
         </w:rPr>
         <w:drawing>
-          <wp:inline distT="0" distB="0" distL="0" distR="0" wp14:anchorId="73F5C6D6" wp14:editId="32DE95A1">
-            <wp:extent cx="1065886" cy="497260"/>
-            <wp:effectExtent l="0" t="0" r="1270" b="0"/>
+          <wp:inline distT="0" distB="0" distL="0" distR="0" wp14:anchorId="73F5C6D6" wp14:editId="13DC0A4B">
+            <wp:extent cx="1065886" cy="477023"/>
+            <wp:effectExtent l="0" t="0" r="1270" b="5715"/>
             <wp:docPr id="470543985" name="Picture 1"/>
             <wp:cNvGraphicFramePr>
               <a:graphicFrameLocks xmlns:a="http://schemas.openxmlformats.org/drawingml/2006/main" noChangeAspect="1"/>
@@ -126,7 +126,7 @@
                   <pic:spPr bwMode="auto">
                     <a:xfrm>
                       <a:off x="0" y="0"/>
-                      <a:ext cx="1065886" cy="497260"/>
+                      <a:ext cx="1065886" cy="477023"/>
                     </a:xfrm>
                     <a:prstGeom prst="rect">
                       <a:avLst/>
@@ -2152,7 +2152,7 @@
           <w:lang w:val="bg-BG"/>
         </w:rPr>
         <w:drawing>
-          <wp:inline distT="0" distB="0" distL="0" distR="0" wp14:anchorId="154F40FE" wp14:editId="12932AD3">
+          <wp:inline distT="0" distB="0" distL="0" distR="0" wp14:anchorId="154F40FE" wp14:editId="2BB68368">
             <wp:extent cx="2619632" cy="2254284"/>
             <wp:effectExtent l="0" t="0" r="0" b="0"/>
             <wp:docPr id="1470980346" name="Picture 10"/>
